--- a/PractWork9/руководство программиста.docx
+++ b/PractWork9/руководство программиста.docx
@@ -1,6 +1,6 @@
 
 <file path=word/document.xml><?xml version="1.0" encoding="utf-8"?>
-<w:document xmlns:wpc="http://schemas.microsoft.com/office/word/2010/wordprocessingCanvas" xmlns:cx="http://schemas.microsoft.com/office/drawing/2014/chartex" xmlns:cx1="http://schemas.microsoft.com/office/drawing/2015/9/8/chartex" xmlns:cx2="http://schemas.microsoft.com/office/drawing/2015/10/21/chartex" xmlns:cx3="http://schemas.microsoft.com/office/drawing/2016/5/9/chartex" xmlns:cx4="http://schemas.microsoft.com/office/drawing/2016/5/10/chartex" xmlns:cx5="http://schemas.microsoft.com/office/drawing/2016/5/11/chartex" xmlns:cx6="http://schemas.microsoft.com/office/drawing/2016/5/12/chartex" xmlns:cx7="http://schemas.microsoft.com/office/drawing/2016/5/13/chartex" xmlns:cx8="http://schemas.microsoft.com/office/drawing/2016/5/14/chartex" xmlns:mc="http://schemas.openxmlformats.org/markup-compatibility/2006" xmlns:aink="http://schemas.microsoft.com/office/drawing/2016/ink" xmlns:am3d="http://schemas.microsoft.com/office/drawing/2017/model3d" xmlns:o="urn:schemas-microsoft-com:office:office" xmlns:oel="http://schemas.microsoft.com/office/2019/extlst" xmlns:r="http://schemas.openxmlformats.org/officeDocument/2006/relationships" xmlns:m="http://schemas.openxmlformats.org/officeDocument/2006/math" xmlns:v="urn:schemas-microsoft-com:vml" xmlns:wp14="http://schemas.microsoft.com/office/word/2010/wordprocessingDrawing" xmlns:wp="http://schemas.openxmlformats.org/drawingml/2006/wordprocessingDrawing" xmlns:w10="urn:schemas-microsoft-com:office:word" xmlns:w="http://schemas.openxmlformats.org/wordprocessingml/2006/main" xmlns:w14="http://schemas.microsoft.com/office/word/2010/wordml" xmlns:w15="http://schemas.microsoft.com/office/word/2012/wordml" xmlns:w16cex="http://schemas.microsoft.com/office/word/2018/wordml/cex" xmlns:w16cid="http://schemas.microsoft.com/office/word/2016/wordml/cid" xmlns:w16="http://schemas.microsoft.com/office/word/2018/wordml" xmlns:w16sdtdh="http://schemas.microsoft.com/office/word/2020/wordml/sdtdatahash" xmlns:w16se="http://schemas.microsoft.com/office/word/2015/wordml/symex" xmlns:wpg="http://schemas.microsoft.com/office/word/2010/wordprocessingGroup" xmlns:wpi="http://schemas.microsoft.com/office/word/2010/wordprocessingInk" xmlns:wne="http://schemas.microsoft.com/office/word/2006/wordml" xmlns:wps="http://schemas.microsoft.com/office/word/2010/wordprocessingShape" mc:Ignorable="w14 w15 w16se w16cid w16 w16cex w16sdtdh wp14">
+<w:document xmlns:wpc="http://schemas.microsoft.com/office/word/2010/wordprocessingCanvas" xmlns:cx="http://schemas.microsoft.com/office/drawing/2014/chartex" xmlns:mc="http://schemas.openxmlformats.org/markup-compatibility/2006" xmlns:o="urn:schemas-microsoft-com:office:office" xmlns:r="http://schemas.openxmlformats.org/officeDocument/2006/relationships" xmlns:m="http://schemas.openxmlformats.org/officeDocument/2006/math" xmlns:v="urn:schemas-microsoft-com:vml" xmlns:wp14="http://schemas.microsoft.com/office/word/2010/wordprocessingDrawing" xmlns:wp="http://schemas.openxmlformats.org/drawingml/2006/wordprocessingDrawing" xmlns:w10="urn:schemas-microsoft-com:office:word" xmlns:w="http://schemas.openxmlformats.org/wordprocessingml/2006/main" xmlns:w14="http://schemas.microsoft.com/office/word/2010/wordml" xmlns:w15="http://schemas.microsoft.com/office/word/2012/wordml" xmlns:w16se="http://schemas.microsoft.com/office/word/2015/wordml/symex" xmlns:wpg="http://schemas.microsoft.com/office/word/2010/wordprocessingGroup" xmlns:wpi="http://schemas.microsoft.com/office/word/2010/wordprocessingInk" xmlns:wne="http://schemas.microsoft.com/office/word/2006/wordml" xmlns:wps="http://schemas.microsoft.com/office/word/2010/wordprocessingShape" mc:Ignorable="w14 w15 w16se wp14">
   <w:body>
     <w:tbl>
       <w:tblPr>
@@ -609,7 +609,7 @@
           <w:sz w:val="40"/>
           <w:szCs w:val="28"/>
         </w:rPr>
-        <w:t>Техническое задание</w:t>
+        <w:t>Руководство программиста</w:t>
       </w:r>
     </w:p>
     <w:p>
@@ -655,6 +655,7 @@
           <w:dataBinding w:prefixMappings="xmlns:ns0='http://purl.org/dc/elements/1.1/' xmlns:ns1='http://schemas.openxmlformats.org/package/2006/metadata/core-properties' " w:xpath="/ns1:coreProperties[1]/ns0:subject[1]" w:storeItemID="{6C3C8BC8-F283-45AE-878A-BAB7291924A1}"/>
           <w:text/>
         </w:sdtPr>
+        <w:sdtEndPr/>
         <w:sdtContent>
           <w:r>
             <w:rPr>
@@ -1194,6 +1195,7 @@
                 <w:dataBinding w:prefixMappings="xmlns:ns0='http://purl.org/dc/elements/1.1/' xmlns:ns1='http://schemas.openxmlformats.org/package/2006/metadata/core-properties' " w:xpath="/ns1:coreProperties[1]/ns0:subject[1]" w:storeItemID="{6C3C8BC8-F283-45AE-878A-BAB7291924A1}"/>
                 <w:text/>
               </w:sdtPr>
+              <w:sdtEndPr/>
               <w:sdtContent>
                 <w:r>
                   <w:rPr>
@@ -1359,6 +1361,7 @@
         <w:dataBinding w:prefixMappings="xmlns:ns0='http://purl.org/dc/elements/1.1/' xmlns:ns1='http://schemas.openxmlformats.org/package/2006/metadata/core-properties' " w:xpath="/ns1:coreProperties[1]/ns0:subject[1]" w:storeItemID="{6C3C8BC8-F283-45AE-878A-BAB7291924A1}"/>
         <w:text/>
       </w:sdtPr>
+      <w:sdtEndPr/>
       <w:sdtContent>
         <w:p>
           <w:pPr>
@@ -5253,7 +5256,13 @@
         <w:pStyle w:val="a0"/>
       </w:pPr>
       <w:r>
-        <w:t>убедиться, что антивирус/защитное ПО не удалило файл.</w:t>
+        <w:t>убедиться, что антивирус</w:t>
+      </w:r>
+      <w:r>
+        <w:t xml:space="preserve"> или </w:t>
+      </w:r>
+      <w:r>
+        <w:t>защитное ПО не удалило файл.</w:t>
       </w:r>
     </w:p>
     <w:p>
@@ -5281,7 +5290,7 @@
       <w:r>
         <w:rPr>
           <w:noProof/>
-          <w:lang w:val="en-US"/>
+          <w:lang w:eastAsia="ru-RU"/>
         </w:rPr>
         <w:drawing>
           <wp:inline distT="0" distB="0" distL="0" distR="0" wp14:anchorId="3CDED18C" wp14:editId="4B19CF2F">
@@ -5353,7 +5362,13 @@
         <w:ind w:firstLine="709"/>
       </w:pPr>
       <w:r>
-        <w:t>Программа «TaskFlow.exe» выдает сообщение об ошибке, показанном на рис. 2.</w:t>
+        <w:t>Программа «TaskFlow.exe» выдает сообщени</w:t>
+      </w:r>
+      <w:r>
+        <w:t>е об ошибке, показанном на рис. </w:t>
+      </w:r>
+      <w:r>
+        <w:t>2.</w:t>
       </w:r>
     </w:p>
     <w:p>
@@ -5449,6 +5464,7 @@
       <w:r>
         <w:rPr>
           <w:noProof/>
+          <w:lang w:eastAsia="ru-RU"/>
         </w:rPr>
         <w:lastRenderedPageBreak/>
         <w:drawing>
@@ -5510,7 +5526,13 @@
         <w:pStyle w:val="a3"/>
       </w:pPr>
       <w:r>
-        <w:t>Программа «TaskFlow.exe» выдает сообщение об ошибке, показанном на рис. 3.</w:t>
+        <w:t>Программа «TaskFlow.exe» выдает сообщени</w:t>
+      </w:r>
+      <w:r>
+        <w:t>е об ошибке, показанном на рис. </w:t>
+      </w:r>
+      <w:r>
+        <w:t>3.</w:t>
       </w:r>
     </w:p>
     <w:p>
@@ -5589,6 +5611,7 @@
       <w:r>
         <w:rPr>
           <w:noProof/>
+          <w:lang w:eastAsia="ru-RU"/>
         </w:rPr>
         <w:drawing>
           <wp:inline distT="0" distB="0" distL="0" distR="0" wp14:anchorId="1E4A776E" wp14:editId="29D46EB6">
@@ -5644,10 +5667,18 @@
           <w:rFonts w:cs="Times New Roman"/>
           <w:szCs w:val="28"/>
         </w:rPr>
-      </w:pPr>
-      <w:r>
-        <w:br w:type="page"/>
-      </w:r>
+        <w:sectPr>
+          <w:headerReference w:type="default" r:id="rId11"/>
+          <w:footerReference w:type="default" r:id="rId12"/>
+          <w:headerReference w:type="first" r:id="rId13"/>
+          <w:pgSz w:w="11906" w:h="16838"/>
+          <w:pgMar w:top="1418" w:right="567" w:bottom="851" w:left="1134" w:header="709" w:footer="0" w:gutter="0"/>
+          <w:pgNumType w:start="1"/>
+          <w:cols w:space="708"/>
+          <w:titlePg/>
+          <w:docGrid w:linePitch="381"/>
+        </w:sectPr>
+      </w:pPr>
     </w:p>
     <w:tbl>
       <w:tblPr>
@@ -5689,6 +5720,8 @@
                 <w:sz w:val="24"/>
               </w:rPr>
             </w:pPr>
+            <w:bookmarkStart w:id="24" w:name="_GoBack"/>
+            <w:bookmarkEnd w:id="24"/>
             <w:r>
               <w:lastRenderedPageBreak/>
               <w:t>Лист регистрации изменений</w:t>
@@ -6325,6 +6358,2471 @@
           </w:p>
         </w:tc>
       </w:tr>
+      <w:tr>
+        <w:trPr>
+          <w:trHeight w:val="454"/>
+        </w:trPr>
+        <w:tc>
+          <w:tcPr>
+            <w:tcW w:w="340" w:type="dxa"/>
+            <w:vAlign w:val="center"/>
+          </w:tcPr>
+          <w:p>
+            <w:pPr>
+              <w:jc w:val="center"/>
+              <w:rPr>
+                <w:sz w:val="24"/>
+              </w:rPr>
+            </w:pPr>
+          </w:p>
+        </w:tc>
+        <w:tc>
+          <w:tcPr>
+            <w:tcW w:w="1134" w:type="dxa"/>
+            <w:vAlign w:val="center"/>
+          </w:tcPr>
+          <w:p>
+            <w:pPr>
+              <w:jc w:val="center"/>
+              <w:rPr>
+                <w:sz w:val="24"/>
+              </w:rPr>
+            </w:pPr>
+          </w:p>
+        </w:tc>
+        <w:tc>
+          <w:tcPr>
+            <w:tcW w:w="1134" w:type="dxa"/>
+            <w:vAlign w:val="center"/>
+          </w:tcPr>
+          <w:p>
+            <w:pPr>
+              <w:jc w:val="center"/>
+              <w:rPr>
+                <w:sz w:val="24"/>
+              </w:rPr>
+            </w:pPr>
+          </w:p>
+        </w:tc>
+        <w:tc>
+          <w:tcPr>
+            <w:tcW w:w="1134" w:type="dxa"/>
+            <w:vAlign w:val="center"/>
+          </w:tcPr>
+          <w:p>
+            <w:pPr>
+              <w:jc w:val="center"/>
+              <w:rPr>
+                <w:sz w:val="24"/>
+              </w:rPr>
+            </w:pPr>
+          </w:p>
+        </w:tc>
+        <w:tc>
+          <w:tcPr>
+            <w:tcW w:w="1134" w:type="dxa"/>
+            <w:vAlign w:val="center"/>
+          </w:tcPr>
+          <w:p>
+            <w:pPr>
+              <w:jc w:val="center"/>
+              <w:rPr>
+                <w:sz w:val="24"/>
+              </w:rPr>
+            </w:pPr>
+          </w:p>
+        </w:tc>
+        <w:tc>
+          <w:tcPr>
+            <w:tcW w:w="1134" w:type="dxa"/>
+            <w:vAlign w:val="center"/>
+          </w:tcPr>
+          <w:p>
+            <w:pPr>
+              <w:jc w:val="center"/>
+              <w:rPr>
+                <w:sz w:val="24"/>
+              </w:rPr>
+            </w:pPr>
+          </w:p>
+        </w:tc>
+        <w:tc>
+          <w:tcPr>
+            <w:tcW w:w="1417" w:type="dxa"/>
+            <w:vAlign w:val="center"/>
+          </w:tcPr>
+          <w:p>
+            <w:pPr>
+              <w:jc w:val="center"/>
+              <w:rPr>
+                <w:sz w:val="24"/>
+              </w:rPr>
+            </w:pPr>
+          </w:p>
+        </w:tc>
+        <w:tc>
+          <w:tcPr>
+            <w:tcW w:w="1417" w:type="dxa"/>
+            <w:vAlign w:val="center"/>
+          </w:tcPr>
+          <w:p>
+            <w:pPr>
+              <w:jc w:val="center"/>
+              <w:rPr>
+                <w:sz w:val="24"/>
+              </w:rPr>
+            </w:pPr>
+          </w:p>
+        </w:tc>
+        <w:tc>
+          <w:tcPr>
+            <w:tcW w:w="850" w:type="dxa"/>
+            <w:vAlign w:val="center"/>
+          </w:tcPr>
+          <w:p>
+            <w:pPr>
+              <w:jc w:val="center"/>
+              <w:rPr>
+                <w:sz w:val="24"/>
+              </w:rPr>
+            </w:pPr>
+          </w:p>
+        </w:tc>
+        <w:tc>
+          <w:tcPr>
+            <w:tcW w:w="680" w:type="dxa"/>
+            <w:vAlign w:val="center"/>
+          </w:tcPr>
+          <w:p>
+            <w:pPr>
+              <w:jc w:val="center"/>
+              <w:rPr>
+                <w:sz w:val="24"/>
+              </w:rPr>
+            </w:pPr>
+          </w:p>
+        </w:tc>
+      </w:tr>
+      <w:tr>
+        <w:trPr>
+          <w:trHeight w:val="454"/>
+        </w:trPr>
+        <w:tc>
+          <w:tcPr>
+            <w:tcW w:w="340" w:type="dxa"/>
+            <w:vAlign w:val="center"/>
+          </w:tcPr>
+          <w:p>
+            <w:pPr>
+              <w:jc w:val="center"/>
+              <w:rPr>
+                <w:sz w:val="24"/>
+              </w:rPr>
+            </w:pPr>
+          </w:p>
+        </w:tc>
+        <w:tc>
+          <w:tcPr>
+            <w:tcW w:w="1134" w:type="dxa"/>
+            <w:vAlign w:val="center"/>
+          </w:tcPr>
+          <w:p>
+            <w:pPr>
+              <w:jc w:val="center"/>
+              <w:rPr>
+                <w:sz w:val="24"/>
+              </w:rPr>
+            </w:pPr>
+          </w:p>
+        </w:tc>
+        <w:tc>
+          <w:tcPr>
+            <w:tcW w:w="1134" w:type="dxa"/>
+            <w:vAlign w:val="center"/>
+          </w:tcPr>
+          <w:p>
+            <w:pPr>
+              <w:jc w:val="center"/>
+              <w:rPr>
+                <w:sz w:val="24"/>
+              </w:rPr>
+            </w:pPr>
+          </w:p>
+        </w:tc>
+        <w:tc>
+          <w:tcPr>
+            <w:tcW w:w="1134" w:type="dxa"/>
+            <w:vAlign w:val="center"/>
+          </w:tcPr>
+          <w:p>
+            <w:pPr>
+              <w:jc w:val="center"/>
+              <w:rPr>
+                <w:sz w:val="24"/>
+              </w:rPr>
+            </w:pPr>
+          </w:p>
+        </w:tc>
+        <w:tc>
+          <w:tcPr>
+            <w:tcW w:w="1134" w:type="dxa"/>
+            <w:vAlign w:val="center"/>
+          </w:tcPr>
+          <w:p>
+            <w:pPr>
+              <w:jc w:val="center"/>
+              <w:rPr>
+                <w:sz w:val="24"/>
+              </w:rPr>
+            </w:pPr>
+          </w:p>
+        </w:tc>
+        <w:tc>
+          <w:tcPr>
+            <w:tcW w:w="1134" w:type="dxa"/>
+            <w:vAlign w:val="center"/>
+          </w:tcPr>
+          <w:p>
+            <w:pPr>
+              <w:jc w:val="center"/>
+              <w:rPr>
+                <w:sz w:val="24"/>
+              </w:rPr>
+            </w:pPr>
+          </w:p>
+        </w:tc>
+        <w:tc>
+          <w:tcPr>
+            <w:tcW w:w="1417" w:type="dxa"/>
+            <w:vAlign w:val="center"/>
+          </w:tcPr>
+          <w:p>
+            <w:pPr>
+              <w:jc w:val="center"/>
+              <w:rPr>
+                <w:sz w:val="24"/>
+              </w:rPr>
+            </w:pPr>
+          </w:p>
+        </w:tc>
+        <w:tc>
+          <w:tcPr>
+            <w:tcW w:w="1417" w:type="dxa"/>
+            <w:vAlign w:val="center"/>
+          </w:tcPr>
+          <w:p>
+            <w:pPr>
+              <w:jc w:val="center"/>
+              <w:rPr>
+                <w:sz w:val="24"/>
+              </w:rPr>
+            </w:pPr>
+          </w:p>
+        </w:tc>
+        <w:tc>
+          <w:tcPr>
+            <w:tcW w:w="850" w:type="dxa"/>
+            <w:vAlign w:val="center"/>
+          </w:tcPr>
+          <w:p>
+            <w:pPr>
+              <w:jc w:val="center"/>
+              <w:rPr>
+                <w:sz w:val="24"/>
+              </w:rPr>
+            </w:pPr>
+          </w:p>
+        </w:tc>
+        <w:tc>
+          <w:tcPr>
+            <w:tcW w:w="680" w:type="dxa"/>
+            <w:vAlign w:val="center"/>
+          </w:tcPr>
+          <w:p>
+            <w:pPr>
+              <w:jc w:val="center"/>
+              <w:rPr>
+                <w:sz w:val="24"/>
+              </w:rPr>
+            </w:pPr>
+          </w:p>
+        </w:tc>
+      </w:tr>
+      <w:tr>
+        <w:trPr>
+          <w:trHeight w:val="454"/>
+        </w:trPr>
+        <w:tc>
+          <w:tcPr>
+            <w:tcW w:w="340" w:type="dxa"/>
+            <w:vAlign w:val="center"/>
+          </w:tcPr>
+          <w:p>
+            <w:pPr>
+              <w:jc w:val="center"/>
+              <w:rPr>
+                <w:sz w:val="24"/>
+              </w:rPr>
+            </w:pPr>
+          </w:p>
+        </w:tc>
+        <w:tc>
+          <w:tcPr>
+            <w:tcW w:w="1134" w:type="dxa"/>
+            <w:vAlign w:val="center"/>
+          </w:tcPr>
+          <w:p>
+            <w:pPr>
+              <w:jc w:val="center"/>
+              <w:rPr>
+                <w:sz w:val="24"/>
+              </w:rPr>
+            </w:pPr>
+          </w:p>
+        </w:tc>
+        <w:tc>
+          <w:tcPr>
+            <w:tcW w:w="1134" w:type="dxa"/>
+            <w:vAlign w:val="center"/>
+          </w:tcPr>
+          <w:p>
+            <w:pPr>
+              <w:jc w:val="center"/>
+              <w:rPr>
+                <w:sz w:val="24"/>
+              </w:rPr>
+            </w:pPr>
+          </w:p>
+        </w:tc>
+        <w:tc>
+          <w:tcPr>
+            <w:tcW w:w="1134" w:type="dxa"/>
+            <w:vAlign w:val="center"/>
+          </w:tcPr>
+          <w:p>
+            <w:pPr>
+              <w:jc w:val="center"/>
+              <w:rPr>
+                <w:sz w:val="24"/>
+              </w:rPr>
+            </w:pPr>
+          </w:p>
+        </w:tc>
+        <w:tc>
+          <w:tcPr>
+            <w:tcW w:w="1134" w:type="dxa"/>
+            <w:vAlign w:val="center"/>
+          </w:tcPr>
+          <w:p>
+            <w:pPr>
+              <w:jc w:val="center"/>
+              <w:rPr>
+                <w:sz w:val="24"/>
+              </w:rPr>
+            </w:pPr>
+          </w:p>
+        </w:tc>
+        <w:tc>
+          <w:tcPr>
+            <w:tcW w:w="1134" w:type="dxa"/>
+            <w:vAlign w:val="center"/>
+          </w:tcPr>
+          <w:p>
+            <w:pPr>
+              <w:jc w:val="center"/>
+              <w:rPr>
+                <w:sz w:val="24"/>
+              </w:rPr>
+            </w:pPr>
+          </w:p>
+        </w:tc>
+        <w:tc>
+          <w:tcPr>
+            <w:tcW w:w="1417" w:type="dxa"/>
+            <w:vAlign w:val="center"/>
+          </w:tcPr>
+          <w:p>
+            <w:pPr>
+              <w:jc w:val="center"/>
+              <w:rPr>
+                <w:sz w:val="24"/>
+              </w:rPr>
+            </w:pPr>
+          </w:p>
+        </w:tc>
+        <w:tc>
+          <w:tcPr>
+            <w:tcW w:w="1417" w:type="dxa"/>
+            <w:vAlign w:val="center"/>
+          </w:tcPr>
+          <w:p>
+            <w:pPr>
+              <w:jc w:val="center"/>
+              <w:rPr>
+                <w:sz w:val="24"/>
+              </w:rPr>
+            </w:pPr>
+          </w:p>
+        </w:tc>
+        <w:tc>
+          <w:tcPr>
+            <w:tcW w:w="850" w:type="dxa"/>
+            <w:vAlign w:val="center"/>
+          </w:tcPr>
+          <w:p>
+            <w:pPr>
+              <w:jc w:val="center"/>
+              <w:rPr>
+                <w:sz w:val="24"/>
+              </w:rPr>
+            </w:pPr>
+          </w:p>
+        </w:tc>
+        <w:tc>
+          <w:tcPr>
+            <w:tcW w:w="680" w:type="dxa"/>
+            <w:vAlign w:val="center"/>
+          </w:tcPr>
+          <w:p>
+            <w:pPr>
+              <w:jc w:val="center"/>
+              <w:rPr>
+                <w:sz w:val="24"/>
+              </w:rPr>
+            </w:pPr>
+          </w:p>
+        </w:tc>
+      </w:tr>
+      <w:tr>
+        <w:trPr>
+          <w:trHeight w:val="454"/>
+        </w:trPr>
+        <w:tc>
+          <w:tcPr>
+            <w:tcW w:w="340" w:type="dxa"/>
+            <w:vAlign w:val="center"/>
+          </w:tcPr>
+          <w:p>
+            <w:pPr>
+              <w:jc w:val="center"/>
+              <w:rPr>
+                <w:sz w:val="24"/>
+              </w:rPr>
+            </w:pPr>
+          </w:p>
+        </w:tc>
+        <w:tc>
+          <w:tcPr>
+            <w:tcW w:w="1134" w:type="dxa"/>
+            <w:vAlign w:val="center"/>
+          </w:tcPr>
+          <w:p>
+            <w:pPr>
+              <w:jc w:val="center"/>
+              <w:rPr>
+                <w:sz w:val="24"/>
+              </w:rPr>
+            </w:pPr>
+          </w:p>
+        </w:tc>
+        <w:tc>
+          <w:tcPr>
+            <w:tcW w:w="1134" w:type="dxa"/>
+            <w:vAlign w:val="center"/>
+          </w:tcPr>
+          <w:p>
+            <w:pPr>
+              <w:jc w:val="center"/>
+              <w:rPr>
+                <w:sz w:val="24"/>
+              </w:rPr>
+            </w:pPr>
+          </w:p>
+        </w:tc>
+        <w:tc>
+          <w:tcPr>
+            <w:tcW w:w="1134" w:type="dxa"/>
+            <w:vAlign w:val="center"/>
+          </w:tcPr>
+          <w:p>
+            <w:pPr>
+              <w:jc w:val="center"/>
+              <w:rPr>
+                <w:sz w:val="24"/>
+              </w:rPr>
+            </w:pPr>
+          </w:p>
+        </w:tc>
+        <w:tc>
+          <w:tcPr>
+            <w:tcW w:w="1134" w:type="dxa"/>
+            <w:vAlign w:val="center"/>
+          </w:tcPr>
+          <w:p>
+            <w:pPr>
+              <w:jc w:val="center"/>
+              <w:rPr>
+                <w:sz w:val="24"/>
+              </w:rPr>
+            </w:pPr>
+          </w:p>
+        </w:tc>
+        <w:tc>
+          <w:tcPr>
+            <w:tcW w:w="1134" w:type="dxa"/>
+            <w:vAlign w:val="center"/>
+          </w:tcPr>
+          <w:p>
+            <w:pPr>
+              <w:jc w:val="center"/>
+              <w:rPr>
+                <w:sz w:val="24"/>
+              </w:rPr>
+            </w:pPr>
+          </w:p>
+        </w:tc>
+        <w:tc>
+          <w:tcPr>
+            <w:tcW w:w="1417" w:type="dxa"/>
+            <w:vAlign w:val="center"/>
+          </w:tcPr>
+          <w:p>
+            <w:pPr>
+              <w:jc w:val="center"/>
+              <w:rPr>
+                <w:sz w:val="24"/>
+              </w:rPr>
+            </w:pPr>
+          </w:p>
+        </w:tc>
+        <w:tc>
+          <w:tcPr>
+            <w:tcW w:w="1417" w:type="dxa"/>
+            <w:vAlign w:val="center"/>
+          </w:tcPr>
+          <w:p>
+            <w:pPr>
+              <w:jc w:val="center"/>
+              <w:rPr>
+                <w:sz w:val="24"/>
+              </w:rPr>
+            </w:pPr>
+          </w:p>
+        </w:tc>
+        <w:tc>
+          <w:tcPr>
+            <w:tcW w:w="850" w:type="dxa"/>
+            <w:vAlign w:val="center"/>
+          </w:tcPr>
+          <w:p>
+            <w:pPr>
+              <w:jc w:val="center"/>
+              <w:rPr>
+                <w:sz w:val="24"/>
+              </w:rPr>
+            </w:pPr>
+          </w:p>
+        </w:tc>
+        <w:tc>
+          <w:tcPr>
+            <w:tcW w:w="680" w:type="dxa"/>
+            <w:vAlign w:val="center"/>
+          </w:tcPr>
+          <w:p>
+            <w:pPr>
+              <w:jc w:val="center"/>
+              <w:rPr>
+                <w:sz w:val="24"/>
+              </w:rPr>
+            </w:pPr>
+          </w:p>
+        </w:tc>
+      </w:tr>
+      <w:tr>
+        <w:trPr>
+          <w:trHeight w:val="454"/>
+        </w:trPr>
+        <w:tc>
+          <w:tcPr>
+            <w:tcW w:w="340" w:type="dxa"/>
+            <w:vAlign w:val="center"/>
+          </w:tcPr>
+          <w:p>
+            <w:pPr>
+              <w:jc w:val="center"/>
+              <w:rPr>
+                <w:sz w:val="24"/>
+              </w:rPr>
+            </w:pPr>
+          </w:p>
+        </w:tc>
+        <w:tc>
+          <w:tcPr>
+            <w:tcW w:w="1134" w:type="dxa"/>
+            <w:vAlign w:val="center"/>
+          </w:tcPr>
+          <w:p>
+            <w:pPr>
+              <w:jc w:val="center"/>
+              <w:rPr>
+                <w:sz w:val="24"/>
+              </w:rPr>
+            </w:pPr>
+          </w:p>
+        </w:tc>
+        <w:tc>
+          <w:tcPr>
+            <w:tcW w:w="1134" w:type="dxa"/>
+            <w:vAlign w:val="center"/>
+          </w:tcPr>
+          <w:p>
+            <w:pPr>
+              <w:jc w:val="center"/>
+              <w:rPr>
+                <w:sz w:val="24"/>
+              </w:rPr>
+            </w:pPr>
+          </w:p>
+        </w:tc>
+        <w:tc>
+          <w:tcPr>
+            <w:tcW w:w="1134" w:type="dxa"/>
+            <w:vAlign w:val="center"/>
+          </w:tcPr>
+          <w:p>
+            <w:pPr>
+              <w:jc w:val="center"/>
+              <w:rPr>
+                <w:sz w:val="24"/>
+              </w:rPr>
+            </w:pPr>
+          </w:p>
+        </w:tc>
+        <w:tc>
+          <w:tcPr>
+            <w:tcW w:w="1134" w:type="dxa"/>
+            <w:vAlign w:val="center"/>
+          </w:tcPr>
+          <w:p>
+            <w:pPr>
+              <w:jc w:val="center"/>
+              <w:rPr>
+                <w:sz w:val="24"/>
+              </w:rPr>
+            </w:pPr>
+          </w:p>
+        </w:tc>
+        <w:tc>
+          <w:tcPr>
+            <w:tcW w:w="1134" w:type="dxa"/>
+            <w:vAlign w:val="center"/>
+          </w:tcPr>
+          <w:p>
+            <w:pPr>
+              <w:jc w:val="center"/>
+              <w:rPr>
+                <w:sz w:val="24"/>
+              </w:rPr>
+            </w:pPr>
+          </w:p>
+        </w:tc>
+        <w:tc>
+          <w:tcPr>
+            <w:tcW w:w="1417" w:type="dxa"/>
+            <w:vAlign w:val="center"/>
+          </w:tcPr>
+          <w:p>
+            <w:pPr>
+              <w:jc w:val="center"/>
+              <w:rPr>
+                <w:sz w:val="24"/>
+              </w:rPr>
+            </w:pPr>
+          </w:p>
+        </w:tc>
+        <w:tc>
+          <w:tcPr>
+            <w:tcW w:w="1417" w:type="dxa"/>
+            <w:vAlign w:val="center"/>
+          </w:tcPr>
+          <w:p>
+            <w:pPr>
+              <w:jc w:val="center"/>
+              <w:rPr>
+                <w:sz w:val="24"/>
+              </w:rPr>
+            </w:pPr>
+          </w:p>
+        </w:tc>
+        <w:tc>
+          <w:tcPr>
+            <w:tcW w:w="850" w:type="dxa"/>
+            <w:vAlign w:val="center"/>
+          </w:tcPr>
+          <w:p>
+            <w:pPr>
+              <w:jc w:val="center"/>
+              <w:rPr>
+                <w:sz w:val="24"/>
+              </w:rPr>
+            </w:pPr>
+          </w:p>
+        </w:tc>
+        <w:tc>
+          <w:tcPr>
+            <w:tcW w:w="680" w:type="dxa"/>
+            <w:vAlign w:val="center"/>
+          </w:tcPr>
+          <w:p>
+            <w:pPr>
+              <w:jc w:val="center"/>
+              <w:rPr>
+                <w:sz w:val="24"/>
+              </w:rPr>
+            </w:pPr>
+          </w:p>
+        </w:tc>
+      </w:tr>
+      <w:tr>
+        <w:trPr>
+          <w:trHeight w:val="454"/>
+        </w:trPr>
+        <w:tc>
+          <w:tcPr>
+            <w:tcW w:w="340" w:type="dxa"/>
+            <w:vAlign w:val="center"/>
+          </w:tcPr>
+          <w:p>
+            <w:pPr>
+              <w:jc w:val="center"/>
+              <w:rPr>
+                <w:sz w:val="24"/>
+              </w:rPr>
+            </w:pPr>
+          </w:p>
+        </w:tc>
+        <w:tc>
+          <w:tcPr>
+            <w:tcW w:w="1134" w:type="dxa"/>
+            <w:vAlign w:val="center"/>
+          </w:tcPr>
+          <w:p>
+            <w:pPr>
+              <w:jc w:val="center"/>
+              <w:rPr>
+                <w:sz w:val="24"/>
+              </w:rPr>
+            </w:pPr>
+          </w:p>
+        </w:tc>
+        <w:tc>
+          <w:tcPr>
+            <w:tcW w:w="1134" w:type="dxa"/>
+            <w:vAlign w:val="center"/>
+          </w:tcPr>
+          <w:p>
+            <w:pPr>
+              <w:jc w:val="center"/>
+              <w:rPr>
+                <w:sz w:val="24"/>
+              </w:rPr>
+            </w:pPr>
+          </w:p>
+        </w:tc>
+        <w:tc>
+          <w:tcPr>
+            <w:tcW w:w="1134" w:type="dxa"/>
+            <w:vAlign w:val="center"/>
+          </w:tcPr>
+          <w:p>
+            <w:pPr>
+              <w:jc w:val="center"/>
+              <w:rPr>
+                <w:sz w:val="24"/>
+              </w:rPr>
+            </w:pPr>
+          </w:p>
+        </w:tc>
+        <w:tc>
+          <w:tcPr>
+            <w:tcW w:w="1134" w:type="dxa"/>
+            <w:vAlign w:val="center"/>
+          </w:tcPr>
+          <w:p>
+            <w:pPr>
+              <w:jc w:val="center"/>
+              <w:rPr>
+                <w:sz w:val="24"/>
+              </w:rPr>
+            </w:pPr>
+          </w:p>
+        </w:tc>
+        <w:tc>
+          <w:tcPr>
+            <w:tcW w:w="1134" w:type="dxa"/>
+            <w:vAlign w:val="center"/>
+          </w:tcPr>
+          <w:p>
+            <w:pPr>
+              <w:jc w:val="center"/>
+              <w:rPr>
+                <w:sz w:val="24"/>
+              </w:rPr>
+            </w:pPr>
+          </w:p>
+        </w:tc>
+        <w:tc>
+          <w:tcPr>
+            <w:tcW w:w="1417" w:type="dxa"/>
+            <w:vAlign w:val="center"/>
+          </w:tcPr>
+          <w:p>
+            <w:pPr>
+              <w:jc w:val="center"/>
+              <w:rPr>
+                <w:sz w:val="24"/>
+              </w:rPr>
+            </w:pPr>
+          </w:p>
+        </w:tc>
+        <w:tc>
+          <w:tcPr>
+            <w:tcW w:w="1417" w:type="dxa"/>
+            <w:vAlign w:val="center"/>
+          </w:tcPr>
+          <w:p>
+            <w:pPr>
+              <w:jc w:val="center"/>
+              <w:rPr>
+                <w:sz w:val="24"/>
+              </w:rPr>
+            </w:pPr>
+          </w:p>
+        </w:tc>
+        <w:tc>
+          <w:tcPr>
+            <w:tcW w:w="850" w:type="dxa"/>
+            <w:vAlign w:val="center"/>
+          </w:tcPr>
+          <w:p>
+            <w:pPr>
+              <w:jc w:val="center"/>
+              <w:rPr>
+                <w:sz w:val="24"/>
+              </w:rPr>
+            </w:pPr>
+          </w:p>
+        </w:tc>
+        <w:tc>
+          <w:tcPr>
+            <w:tcW w:w="680" w:type="dxa"/>
+            <w:vAlign w:val="center"/>
+          </w:tcPr>
+          <w:p>
+            <w:pPr>
+              <w:jc w:val="center"/>
+              <w:rPr>
+                <w:sz w:val="24"/>
+              </w:rPr>
+            </w:pPr>
+          </w:p>
+        </w:tc>
+      </w:tr>
+      <w:tr>
+        <w:trPr>
+          <w:trHeight w:val="454"/>
+        </w:trPr>
+        <w:tc>
+          <w:tcPr>
+            <w:tcW w:w="340" w:type="dxa"/>
+            <w:vAlign w:val="center"/>
+          </w:tcPr>
+          <w:p>
+            <w:pPr>
+              <w:jc w:val="center"/>
+              <w:rPr>
+                <w:sz w:val="24"/>
+              </w:rPr>
+            </w:pPr>
+          </w:p>
+        </w:tc>
+        <w:tc>
+          <w:tcPr>
+            <w:tcW w:w="1134" w:type="dxa"/>
+            <w:vAlign w:val="center"/>
+          </w:tcPr>
+          <w:p>
+            <w:pPr>
+              <w:jc w:val="center"/>
+              <w:rPr>
+                <w:sz w:val="24"/>
+              </w:rPr>
+            </w:pPr>
+          </w:p>
+        </w:tc>
+        <w:tc>
+          <w:tcPr>
+            <w:tcW w:w="1134" w:type="dxa"/>
+            <w:vAlign w:val="center"/>
+          </w:tcPr>
+          <w:p>
+            <w:pPr>
+              <w:jc w:val="center"/>
+              <w:rPr>
+                <w:sz w:val="24"/>
+              </w:rPr>
+            </w:pPr>
+          </w:p>
+        </w:tc>
+        <w:tc>
+          <w:tcPr>
+            <w:tcW w:w="1134" w:type="dxa"/>
+            <w:vAlign w:val="center"/>
+          </w:tcPr>
+          <w:p>
+            <w:pPr>
+              <w:jc w:val="center"/>
+              <w:rPr>
+                <w:sz w:val="24"/>
+              </w:rPr>
+            </w:pPr>
+          </w:p>
+        </w:tc>
+        <w:tc>
+          <w:tcPr>
+            <w:tcW w:w="1134" w:type="dxa"/>
+            <w:vAlign w:val="center"/>
+          </w:tcPr>
+          <w:p>
+            <w:pPr>
+              <w:jc w:val="center"/>
+              <w:rPr>
+                <w:sz w:val="24"/>
+              </w:rPr>
+            </w:pPr>
+          </w:p>
+        </w:tc>
+        <w:tc>
+          <w:tcPr>
+            <w:tcW w:w="1134" w:type="dxa"/>
+            <w:vAlign w:val="center"/>
+          </w:tcPr>
+          <w:p>
+            <w:pPr>
+              <w:jc w:val="center"/>
+              <w:rPr>
+                <w:sz w:val="24"/>
+              </w:rPr>
+            </w:pPr>
+          </w:p>
+        </w:tc>
+        <w:tc>
+          <w:tcPr>
+            <w:tcW w:w="1417" w:type="dxa"/>
+            <w:vAlign w:val="center"/>
+          </w:tcPr>
+          <w:p>
+            <w:pPr>
+              <w:jc w:val="center"/>
+              <w:rPr>
+                <w:sz w:val="24"/>
+              </w:rPr>
+            </w:pPr>
+          </w:p>
+        </w:tc>
+        <w:tc>
+          <w:tcPr>
+            <w:tcW w:w="1417" w:type="dxa"/>
+            <w:vAlign w:val="center"/>
+          </w:tcPr>
+          <w:p>
+            <w:pPr>
+              <w:jc w:val="center"/>
+              <w:rPr>
+                <w:sz w:val="24"/>
+              </w:rPr>
+            </w:pPr>
+          </w:p>
+        </w:tc>
+        <w:tc>
+          <w:tcPr>
+            <w:tcW w:w="850" w:type="dxa"/>
+            <w:vAlign w:val="center"/>
+          </w:tcPr>
+          <w:p>
+            <w:pPr>
+              <w:jc w:val="center"/>
+              <w:rPr>
+                <w:sz w:val="24"/>
+              </w:rPr>
+            </w:pPr>
+          </w:p>
+        </w:tc>
+        <w:tc>
+          <w:tcPr>
+            <w:tcW w:w="680" w:type="dxa"/>
+            <w:vAlign w:val="center"/>
+          </w:tcPr>
+          <w:p>
+            <w:pPr>
+              <w:jc w:val="center"/>
+              <w:rPr>
+                <w:sz w:val="24"/>
+              </w:rPr>
+            </w:pPr>
+          </w:p>
+        </w:tc>
+      </w:tr>
+      <w:tr>
+        <w:trPr>
+          <w:trHeight w:val="454"/>
+        </w:trPr>
+        <w:tc>
+          <w:tcPr>
+            <w:tcW w:w="340" w:type="dxa"/>
+            <w:vAlign w:val="center"/>
+          </w:tcPr>
+          <w:p>
+            <w:pPr>
+              <w:jc w:val="center"/>
+              <w:rPr>
+                <w:sz w:val="24"/>
+              </w:rPr>
+            </w:pPr>
+          </w:p>
+        </w:tc>
+        <w:tc>
+          <w:tcPr>
+            <w:tcW w:w="1134" w:type="dxa"/>
+            <w:vAlign w:val="center"/>
+          </w:tcPr>
+          <w:p>
+            <w:pPr>
+              <w:jc w:val="center"/>
+              <w:rPr>
+                <w:sz w:val="24"/>
+              </w:rPr>
+            </w:pPr>
+          </w:p>
+        </w:tc>
+        <w:tc>
+          <w:tcPr>
+            <w:tcW w:w="1134" w:type="dxa"/>
+            <w:vAlign w:val="center"/>
+          </w:tcPr>
+          <w:p>
+            <w:pPr>
+              <w:jc w:val="center"/>
+              <w:rPr>
+                <w:sz w:val="24"/>
+              </w:rPr>
+            </w:pPr>
+          </w:p>
+        </w:tc>
+        <w:tc>
+          <w:tcPr>
+            <w:tcW w:w="1134" w:type="dxa"/>
+            <w:vAlign w:val="center"/>
+          </w:tcPr>
+          <w:p>
+            <w:pPr>
+              <w:jc w:val="center"/>
+              <w:rPr>
+                <w:sz w:val="24"/>
+              </w:rPr>
+            </w:pPr>
+          </w:p>
+        </w:tc>
+        <w:tc>
+          <w:tcPr>
+            <w:tcW w:w="1134" w:type="dxa"/>
+            <w:vAlign w:val="center"/>
+          </w:tcPr>
+          <w:p>
+            <w:pPr>
+              <w:jc w:val="center"/>
+              <w:rPr>
+                <w:sz w:val="24"/>
+              </w:rPr>
+            </w:pPr>
+          </w:p>
+        </w:tc>
+        <w:tc>
+          <w:tcPr>
+            <w:tcW w:w="1134" w:type="dxa"/>
+            <w:vAlign w:val="center"/>
+          </w:tcPr>
+          <w:p>
+            <w:pPr>
+              <w:jc w:val="center"/>
+              <w:rPr>
+                <w:sz w:val="24"/>
+              </w:rPr>
+            </w:pPr>
+          </w:p>
+        </w:tc>
+        <w:tc>
+          <w:tcPr>
+            <w:tcW w:w="1417" w:type="dxa"/>
+            <w:vAlign w:val="center"/>
+          </w:tcPr>
+          <w:p>
+            <w:pPr>
+              <w:jc w:val="center"/>
+              <w:rPr>
+                <w:sz w:val="24"/>
+              </w:rPr>
+            </w:pPr>
+          </w:p>
+        </w:tc>
+        <w:tc>
+          <w:tcPr>
+            <w:tcW w:w="1417" w:type="dxa"/>
+            <w:vAlign w:val="center"/>
+          </w:tcPr>
+          <w:p>
+            <w:pPr>
+              <w:jc w:val="center"/>
+              <w:rPr>
+                <w:sz w:val="24"/>
+              </w:rPr>
+            </w:pPr>
+          </w:p>
+        </w:tc>
+        <w:tc>
+          <w:tcPr>
+            <w:tcW w:w="850" w:type="dxa"/>
+            <w:vAlign w:val="center"/>
+          </w:tcPr>
+          <w:p>
+            <w:pPr>
+              <w:jc w:val="center"/>
+              <w:rPr>
+                <w:sz w:val="24"/>
+              </w:rPr>
+            </w:pPr>
+          </w:p>
+        </w:tc>
+        <w:tc>
+          <w:tcPr>
+            <w:tcW w:w="680" w:type="dxa"/>
+            <w:vAlign w:val="center"/>
+          </w:tcPr>
+          <w:p>
+            <w:pPr>
+              <w:jc w:val="center"/>
+              <w:rPr>
+                <w:sz w:val="24"/>
+              </w:rPr>
+            </w:pPr>
+          </w:p>
+        </w:tc>
+      </w:tr>
+      <w:tr>
+        <w:trPr>
+          <w:trHeight w:val="454"/>
+        </w:trPr>
+        <w:tc>
+          <w:tcPr>
+            <w:tcW w:w="340" w:type="dxa"/>
+            <w:vAlign w:val="center"/>
+          </w:tcPr>
+          <w:p>
+            <w:pPr>
+              <w:jc w:val="center"/>
+              <w:rPr>
+                <w:sz w:val="24"/>
+              </w:rPr>
+            </w:pPr>
+          </w:p>
+        </w:tc>
+        <w:tc>
+          <w:tcPr>
+            <w:tcW w:w="1134" w:type="dxa"/>
+            <w:vAlign w:val="center"/>
+          </w:tcPr>
+          <w:p>
+            <w:pPr>
+              <w:jc w:val="center"/>
+              <w:rPr>
+                <w:sz w:val="24"/>
+              </w:rPr>
+            </w:pPr>
+          </w:p>
+        </w:tc>
+        <w:tc>
+          <w:tcPr>
+            <w:tcW w:w="1134" w:type="dxa"/>
+            <w:vAlign w:val="center"/>
+          </w:tcPr>
+          <w:p>
+            <w:pPr>
+              <w:jc w:val="center"/>
+              <w:rPr>
+                <w:sz w:val="24"/>
+              </w:rPr>
+            </w:pPr>
+          </w:p>
+        </w:tc>
+        <w:tc>
+          <w:tcPr>
+            <w:tcW w:w="1134" w:type="dxa"/>
+            <w:vAlign w:val="center"/>
+          </w:tcPr>
+          <w:p>
+            <w:pPr>
+              <w:jc w:val="center"/>
+              <w:rPr>
+                <w:sz w:val="24"/>
+              </w:rPr>
+            </w:pPr>
+          </w:p>
+        </w:tc>
+        <w:tc>
+          <w:tcPr>
+            <w:tcW w:w="1134" w:type="dxa"/>
+            <w:vAlign w:val="center"/>
+          </w:tcPr>
+          <w:p>
+            <w:pPr>
+              <w:jc w:val="center"/>
+              <w:rPr>
+                <w:sz w:val="24"/>
+              </w:rPr>
+            </w:pPr>
+          </w:p>
+        </w:tc>
+        <w:tc>
+          <w:tcPr>
+            <w:tcW w:w="1134" w:type="dxa"/>
+            <w:vAlign w:val="center"/>
+          </w:tcPr>
+          <w:p>
+            <w:pPr>
+              <w:jc w:val="center"/>
+              <w:rPr>
+                <w:sz w:val="24"/>
+              </w:rPr>
+            </w:pPr>
+          </w:p>
+        </w:tc>
+        <w:tc>
+          <w:tcPr>
+            <w:tcW w:w="1417" w:type="dxa"/>
+            <w:vAlign w:val="center"/>
+          </w:tcPr>
+          <w:p>
+            <w:pPr>
+              <w:jc w:val="center"/>
+              <w:rPr>
+                <w:sz w:val="24"/>
+              </w:rPr>
+            </w:pPr>
+          </w:p>
+        </w:tc>
+        <w:tc>
+          <w:tcPr>
+            <w:tcW w:w="1417" w:type="dxa"/>
+            <w:vAlign w:val="center"/>
+          </w:tcPr>
+          <w:p>
+            <w:pPr>
+              <w:jc w:val="center"/>
+              <w:rPr>
+                <w:sz w:val="24"/>
+              </w:rPr>
+            </w:pPr>
+          </w:p>
+        </w:tc>
+        <w:tc>
+          <w:tcPr>
+            <w:tcW w:w="850" w:type="dxa"/>
+            <w:vAlign w:val="center"/>
+          </w:tcPr>
+          <w:p>
+            <w:pPr>
+              <w:jc w:val="center"/>
+              <w:rPr>
+                <w:sz w:val="24"/>
+              </w:rPr>
+            </w:pPr>
+          </w:p>
+        </w:tc>
+        <w:tc>
+          <w:tcPr>
+            <w:tcW w:w="680" w:type="dxa"/>
+            <w:vAlign w:val="center"/>
+          </w:tcPr>
+          <w:p>
+            <w:pPr>
+              <w:jc w:val="center"/>
+              <w:rPr>
+                <w:sz w:val="24"/>
+              </w:rPr>
+            </w:pPr>
+          </w:p>
+        </w:tc>
+      </w:tr>
+      <w:tr>
+        <w:trPr>
+          <w:trHeight w:val="454"/>
+        </w:trPr>
+        <w:tc>
+          <w:tcPr>
+            <w:tcW w:w="340" w:type="dxa"/>
+            <w:vAlign w:val="center"/>
+          </w:tcPr>
+          <w:p>
+            <w:pPr>
+              <w:jc w:val="center"/>
+              <w:rPr>
+                <w:sz w:val="24"/>
+              </w:rPr>
+            </w:pPr>
+          </w:p>
+        </w:tc>
+        <w:tc>
+          <w:tcPr>
+            <w:tcW w:w="1134" w:type="dxa"/>
+            <w:vAlign w:val="center"/>
+          </w:tcPr>
+          <w:p>
+            <w:pPr>
+              <w:jc w:val="center"/>
+              <w:rPr>
+                <w:sz w:val="24"/>
+              </w:rPr>
+            </w:pPr>
+          </w:p>
+        </w:tc>
+        <w:tc>
+          <w:tcPr>
+            <w:tcW w:w="1134" w:type="dxa"/>
+            <w:vAlign w:val="center"/>
+          </w:tcPr>
+          <w:p>
+            <w:pPr>
+              <w:jc w:val="center"/>
+              <w:rPr>
+                <w:sz w:val="24"/>
+              </w:rPr>
+            </w:pPr>
+          </w:p>
+        </w:tc>
+        <w:tc>
+          <w:tcPr>
+            <w:tcW w:w="1134" w:type="dxa"/>
+            <w:vAlign w:val="center"/>
+          </w:tcPr>
+          <w:p>
+            <w:pPr>
+              <w:jc w:val="center"/>
+              <w:rPr>
+                <w:sz w:val="24"/>
+              </w:rPr>
+            </w:pPr>
+          </w:p>
+        </w:tc>
+        <w:tc>
+          <w:tcPr>
+            <w:tcW w:w="1134" w:type="dxa"/>
+            <w:vAlign w:val="center"/>
+          </w:tcPr>
+          <w:p>
+            <w:pPr>
+              <w:jc w:val="center"/>
+              <w:rPr>
+                <w:sz w:val="24"/>
+              </w:rPr>
+            </w:pPr>
+          </w:p>
+        </w:tc>
+        <w:tc>
+          <w:tcPr>
+            <w:tcW w:w="1134" w:type="dxa"/>
+            <w:vAlign w:val="center"/>
+          </w:tcPr>
+          <w:p>
+            <w:pPr>
+              <w:jc w:val="center"/>
+              <w:rPr>
+                <w:sz w:val="24"/>
+              </w:rPr>
+            </w:pPr>
+          </w:p>
+        </w:tc>
+        <w:tc>
+          <w:tcPr>
+            <w:tcW w:w="1417" w:type="dxa"/>
+            <w:vAlign w:val="center"/>
+          </w:tcPr>
+          <w:p>
+            <w:pPr>
+              <w:jc w:val="center"/>
+              <w:rPr>
+                <w:sz w:val="24"/>
+              </w:rPr>
+            </w:pPr>
+          </w:p>
+        </w:tc>
+        <w:tc>
+          <w:tcPr>
+            <w:tcW w:w="1417" w:type="dxa"/>
+            <w:vAlign w:val="center"/>
+          </w:tcPr>
+          <w:p>
+            <w:pPr>
+              <w:jc w:val="center"/>
+              <w:rPr>
+                <w:sz w:val="24"/>
+              </w:rPr>
+            </w:pPr>
+          </w:p>
+        </w:tc>
+        <w:tc>
+          <w:tcPr>
+            <w:tcW w:w="850" w:type="dxa"/>
+            <w:vAlign w:val="center"/>
+          </w:tcPr>
+          <w:p>
+            <w:pPr>
+              <w:jc w:val="center"/>
+              <w:rPr>
+                <w:sz w:val="24"/>
+              </w:rPr>
+            </w:pPr>
+          </w:p>
+        </w:tc>
+        <w:tc>
+          <w:tcPr>
+            <w:tcW w:w="680" w:type="dxa"/>
+            <w:vAlign w:val="center"/>
+          </w:tcPr>
+          <w:p>
+            <w:pPr>
+              <w:jc w:val="center"/>
+              <w:rPr>
+                <w:sz w:val="24"/>
+              </w:rPr>
+            </w:pPr>
+          </w:p>
+        </w:tc>
+      </w:tr>
+      <w:tr>
+        <w:trPr>
+          <w:trHeight w:val="454"/>
+        </w:trPr>
+        <w:tc>
+          <w:tcPr>
+            <w:tcW w:w="340" w:type="dxa"/>
+            <w:vAlign w:val="center"/>
+          </w:tcPr>
+          <w:p>
+            <w:pPr>
+              <w:jc w:val="center"/>
+              <w:rPr>
+                <w:sz w:val="24"/>
+              </w:rPr>
+            </w:pPr>
+          </w:p>
+        </w:tc>
+        <w:tc>
+          <w:tcPr>
+            <w:tcW w:w="1134" w:type="dxa"/>
+            <w:vAlign w:val="center"/>
+          </w:tcPr>
+          <w:p>
+            <w:pPr>
+              <w:jc w:val="center"/>
+              <w:rPr>
+                <w:sz w:val="24"/>
+              </w:rPr>
+            </w:pPr>
+          </w:p>
+        </w:tc>
+        <w:tc>
+          <w:tcPr>
+            <w:tcW w:w="1134" w:type="dxa"/>
+            <w:vAlign w:val="center"/>
+          </w:tcPr>
+          <w:p>
+            <w:pPr>
+              <w:jc w:val="center"/>
+              <w:rPr>
+                <w:sz w:val="24"/>
+              </w:rPr>
+            </w:pPr>
+          </w:p>
+        </w:tc>
+        <w:tc>
+          <w:tcPr>
+            <w:tcW w:w="1134" w:type="dxa"/>
+            <w:vAlign w:val="center"/>
+          </w:tcPr>
+          <w:p>
+            <w:pPr>
+              <w:jc w:val="center"/>
+              <w:rPr>
+                <w:sz w:val="24"/>
+              </w:rPr>
+            </w:pPr>
+          </w:p>
+        </w:tc>
+        <w:tc>
+          <w:tcPr>
+            <w:tcW w:w="1134" w:type="dxa"/>
+            <w:vAlign w:val="center"/>
+          </w:tcPr>
+          <w:p>
+            <w:pPr>
+              <w:jc w:val="center"/>
+              <w:rPr>
+                <w:sz w:val="24"/>
+              </w:rPr>
+            </w:pPr>
+          </w:p>
+        </w:tc>
+        <w:tc>
+          <w:tcPr>
+            <w:tcW w:w="1134" w:type="dxa"/>
+            <w:vAlign w:val="center"/>
+          </w:tcPr>
+          <w:p>
+            <w:pPr>
+              <w:jc w:val="center"/>
+              <w:rPr>
+                <w:sz w:val="24"/>
+              </w:rPr>
+            </w:pPr>
+          </w:p>
+        </w:tc>
+        <w:tc>
+          <w:tcPr>
+            <w:tcW w:w="1417" w:type="dxa"/>
+            <w:vAlign w:val="center"/>
+          </w:tcPr>
+          <w:p>
+            <w:pPr>
+              <w:jc w:val="center"/>
+              <w:rPr>
+                <w:sz w:val="24"/>
+              </w:rPr>
+            </w:pPr>
+          </w:p>
+        </w:tc>
+        <w:tc>
+          <w:tcPr>
+            <w:tcW w:w="1417" w:type="dxa"/>
+            <w:vAlign w:val="center"/>
+          </w:tcPr>
+          <w:p>
+            <w:pPr>
+              <w:jc w:val="center"/>
+              <w:rPr>
+                <w:sz w:val="24"/>
+              </w:rPr>
+            </w:pPr>
+          </w:p>
+        </w:tc>
+        <w:tc>
+          <w:tcPr>
+            <w:tcW w:w="850" w:type="dxa"/>
+            <w:vAlign w:val="center"/>
+          </w:tcPr>
+          <w:p>
+            <w:pPr>
+              <w:jc w:val="center"/>
+              <w:rPr>
+                <w:sz w:val="24"/>
+              </w:rPr>
+            </w:pPr>
+          </w:p>
+        </w:tc>
+        <w:tc>
+          <w:tcPr>
+            <w:tcW w:w="680" w:type="dxa"/>
+            <w:vAlign w:val="center"/>
+          </w:tcPr>
+          <w:p>
+            <w:pPr>
+              <w:jc w:val="center"/>
+              <w:rPr>
+                <w:sz w:val="24"/>
+              </w:rPr>
+            </w:pPr>
+          </w:p>
+        </w:tc>
+      </w:tr>
+      <w:tr>
+        <w:trPr>
+          <w:trHeight w:val="454"/>
+        </w:trPr>
+        <w:tc>
+          <w:tcPr>
+            <w:tcW w:w="340" w:type="dxa"/>
+            <w:vAlign w:val="center"/>
+          </w:tcPr>
+          <w:p>
+            <w:pPr>
+              <w:jc w:val="center"/>
+              <w:rPr>
+                <w:sz w:val="24"/>
+              </w:rPr>
+            </w:pPr>
+          </w:p>
+        </w:tc>
+        <w:tc>
+          <w:tcPr>
+            <w:tcW w:w="1134" w:type="dxa"/>
+            <w:vAlign w:val="center"/>
+          </w:tcPr>
+          <w:p>
+            <w:pPr>
+              <w:jc w:val="center"/>
+              <w:rPr>
+                <w:sz w:val="24"/>
+              </w:rPr>
+            </w:pPr>
+          </w:p>
+        </w:tc>
+        <w:tc>
+          <w:tcPr>
+            <w:tcW w:w="1134" w:type="dxa"/>
+            <w:vAlign w:val="center"/>
+          </w:tcPr>
+          <w:p>
+            <w:pPr>
+              <w:jc w:val="center"/>
+              <w:rPr>
+                <w:sz w:val="24"/>
+              </w:rPr>
+            </w:pPr>
+          </w:p>
+        </w:tc>
+        <w:tc>
+          <w:tcPr>
+            <w:tcW w:w="1134" w:type="dxa"/>
+            <w:vAlign w:val="center"/>
+          </w:tcPr>
+          <w:p>
+            <w:pPr>
+              <w:jc w:val="center"/>
+              <w:rPr>
+                <w:sz w:val="24"/>
+              </w:rPr>
+            </w:pPr>
+          </w:p>
+        </w:tc>
+        <w:tc>
+          <w:tcPr>
+            <w:tcW w:w="1134" w:type="dxa"/>
+            <w:vAlign w:val="center"/>
+          </w:tcPr>
+          <w:p>
+            <w:pPr>
+              <w:jc w:val="center"/>
+              <w:rPr>
+                <w:sz w:val="24"/>
+              </w:rPr>
+            </w:pPr>
+          </w:p>
+        </w:tc>
+        <w:tc>
+          <w:tcPr>
+            <w:tcW w:w="1134" w:type="dxa"/>
+            <w:vAlign w:val="center"/>
+          </w:tcPr>
+          <w:p>
+            <w:pPr>
+              <w:jc w:val="center"/>
+              <w:rPr>
+                <w:sz w:val="24"/>
+              </w:rPr>
+            </w:pPr>
+          </w:p>
+        </w:tc>
+        <w:tc>
+          <w:tcPr>
+            <w:tcW w:w="1417" w:type="dxa"/>
+            <w:vAlign w:val="center"/>
+          </w:tcPr>
+          <w:p>
+            <w:pPr>
+              <w:jc w:val="center"/>
+              <w:rPr>
+                <w:sz w:val="24"/>
+              </w:rPr>
+            </w:pPr>
+          </w:p>
+        </w:tc>
+        <w:tc>
+          <w:tcPr>
+            <w:tcW w:w="1417" w:type="dxa"/>
+            <w:vAlign w:val="center"/>
+          </w:tcPr>
+          <w:p>
+            <w:pPr>
+              <w:jc w:val="center"/>
+              <w:rPr>
+                <w:sz w:val="24"/>
+              </w:rPr>
+            </w:pPr>
+          </w:p>
+        </w:tc>
+        <w:tc>
+          <w:tcPr>
+            <w:tcW w:w="850" w:type="dxa"/>
+            <w:vAlign w:val="center"/>
+          </w:tcPr>
+          <w:p>
+            <w:pPr>
+              <w:jc w:val="center"/>
+              <w:rPr>
+                <w:sz w:val="24"/>
+              </w:rPr>
+            </w:pPr>
+          </w:p>
+        </w:tc>
+        <w:tc>
+          <w:tcPr>
+            <w:tcW w:w="680" w:type="dxa"/>
+            <w:vAlign w:val="center"/>
+          </w:tcPr>
+          <w:p>
+            <w:pPr>
+              <w:jc w:val="center"/>
+              <w:rPr>
+                <w:sz w:val="24"/>
+              </w:rPr>
+            </w:pPr>
+          </w:p>
+        </w:tc>
+      </w:tr>
+      <w:tr>
+        <w:trPr>
+          <w:trHeight w:val="454"/>
+        </w:trPr>
+        <w:tc>
+          <w:tcPr>
+            <w:tcW w:w="340" w:type="dxa"/>
+            <w:vAlign w:val="center"/>
+          </w:tcPr>
+          <w:p>
+            <w:pPr>
+              <w:jc w:val="center"/>
+              <w:rPr>
+                <w:sz w:val="24"/>
+              </w:rPr>
+            </w:pPr>
+          </w:p>
+        </w:tc>
+        <w:tc>
+          <w:tcPr>
+            <w:tcW w:w="1134" w:type="dxa"/>
+            <w:vAlign w:val="center"/>
+          </w:tcPr>
+          <w:p>
+            <w:pPr>
+              <w:jc w:val="center"/>
+              <w:rPr>
+                <w:sz w:val="24"/>
+              </w:rPr>
+            </w:pPr>
+          </w:p>
+        </w:tc>
+        <w:tc>
+          <w:tcPr>
+            <w:tcW w:w="1134" w:type="dxa"/>
+            <w:vAlign w:val="center"/>
+          </w:tcPr>
+          <w:p>
+            <w:pPr>
+              <w:jc w:val="center"/>
+              <w:rPr>
+                <w:sz w:val="24"/>
+              </w:rPr>
+            </w:pPr>
+          </w:p>
+        </w:tc>
+        <w:tc>
+          <w:tcPr>
+            <w:tcW w:w="1134" w:type="dxa"/>
+            <w:vAlign w:val="center"/>
+          </w:tcPr>
+          <w:p>
+            <w:pPr>
+              <w:jc w:val="center"/>
+              <w:rPr>
+                <w:sz w:val="24"/>
+              </w:rPr>
+            </w:pPr>
+          </w:p>
+        </w:tc>
+        <w:tc>
+          <w:tcPr>
+            <w:tcW w:w="1134" w:type="dxa"/>
+            <w:vAlign w:val="center"/>
+          </w:tcPr>
+          <w:p>
+            <w:pPr>
+              <w:jc w:val="center"/>
+              <w:rPr>
+                <w:sz w:val="24"/>
+              </w:rPr>
+            </w:pPr>
+          </w:p>
+        </w:tc>
+        <w:tc>
+          <w:tcPr>
+            <w:tcW w:w="1134" w:type="dxa"/>
+            <w:vAlign w:val="center"/>
+          </w:tcPr>
+          <w:p>
+            <w:pPr>
+              <w:jc w:val="center"/>
+              <w:rPr>
+                <w:sz w:val="24"/>
+              </w:rPr>
+            </w:pPr>
+          </w:p>
+        </w:tc>
+        <w:tc>
+          <w:tcPr>
+            <w:tcW w:w="1417" w:type="dxa"/>
+            <w:vAlign w:val="center"/>
+          </w:tcPr>
+          <w:p>
+            <w:pPr>
+              <w:jc w:val="center"/>
+              <w:rPr>
+                <w:sz w:val="24"/>
+              </w:rPr>
+            </w:pPr>
+          </w:p>
+        </w:tc>
+        <w:tc>
+          <w:tcPr>
+            <w:tcW w:w="1417" w:type="dxa"/>
+            <w:vAlign w:val="center"/>
+          </w:tcPr>
+          <w:p>
+            <w:pPr>
+              <w:jc w:val="center"/>
+              <w:rPr>
+                <w:sz w:val="24"/>
+              </w:rPr>
+            </w:pPr>
+          </w:p>
+        </w:tc>
+        <w:tc>
+          <w:tcPr>
+            <w:tcW w:w="850" w:type="dxa"/>
+            <w:vAlign w:val="center"/>
+          </w:tcPr>
+          <w:p>
+            <w:pPr>
+              <w:jc w:val="center"/>
+              <w:rPr>
+                <w:sz w:val="24"/>
+              </w:rPr>
+            </w:pPr>
+          </w:p>
+        </w:tc>
+        <w:tc>
+          <w:tcPr>
+            <w:tcW w:w="680" w:type="dxa"/>
+            <w:vAlign w:val="center"/>
+          </w:tcPr>
+          <w:p>
+            <w:pPr>
+              <w:jc w:val="center"/>
+              <w:rPr>
+                <w:sz w:val="24"/>
+              </w:rPr>
+            </w:pPr>
+          </w:p>
+        </w:tc>
+      </w:tr>
+      <w:tr>
+        <w:trPr>
+          <w:trHeight w:val="454"/>
+        </w:trPr>
+        <w:tc>
+          <w:tcPr>
+            <w:tcW w:w="340" w:type="dxa"/>
+            <w:vAlign w:val="center"/>
+          </w:tcPr>
+          <w:p>
+            <w:pPr>
+              <w:jc w:val="center"/>
+              <w:rPr>
+                <w:sz w:val="24"/>
+              </w:rPr>
+            </w:pPr>
+          </w:p>
+        </w:tc>
+        <w:tc>
+          <w:tcPr>
+            <w:tcW w:w="1134" w:type="dxa"/>
+            <w:vAlign w:val="center"/>
+          </w:tcPr>
+          <w:p>
+            <w:pPr>
+              <w:jc w:val="center"/>
+              <w:rPr>
+                <w:sz w:val="24"/>
+              </w:rPr>
+            </w:pPr>
+          </w:p>
+        </w:tc>
+        <w:tc>
+          <w:tcPr>
+            <w:tcW w:w="1134" w:type="dxa"/>
+            <w:vAlign w:val="center"/>
+          </w:tcPr>
+          <w:p>
+            <w:pPr>
+              <w:jc w:val="center"/>
+              <w:rPr>
+                <w:sz w:val="24"/>
+              </w:rPr>
+            </w:pPr>
+          </w:p>
+        </w:tc>
+        <w:tc>
+          <w:tcPr>
+            <w:tcW w:w="1134" w:type="dxa"/>
+            <w:vAlign w:val="center"/>
+          </w:tcPr>
+          <w:p>
+            <w:pPr>
+              <w:jc w:val="center"/>
+              <w:rPr>
+                <w:sz w:val="24"/>
+              </w:rPr>
+            </w:pPr>
+          </w:p>
+        </w:tc>
+        <w:tc>
+          <w:tcPr>
+            <w:tcW w:w="1134" w:type="dxa"/>
+            <w:vAlign w:val="center"/>
+          </w:tcPr>
+          <w:p>
+            <w:pPr>
+              <w:jc w:val="center"/>
+              <w:rPr>
+                <w:sz w:val="24"/>
+              </w:rPr>
+            </w:pPr>
+          </w:p>
+        </w:tc>
+        <w:tc>
+          <w:tcPr>
+            <w:tcW w:w="1134" w:type="dxa"/>
+            <w:vAlign w:val="center"/>
+          </w:tcPr>
+          <w:p>
+            <w:pPr>
+              <w:jc w:val="center"/>
+              <w:rPr>
+                <w:sz w:val="24"/>
+              </w:rPr>
+            </w:pPr>
+          </w:p>
+        </w:tc>
+        <w:tc>
+          <w:tcPr>
+            <w:tcW w:w="1417" w:type="dxa"/>
+            <w:vAlign w:val="center"/>
+          </w:tcPr>
+          <w:p>
+            <w:pPr>
+              <w:jc w:val="center"/>
+              <w:rPr>
+                <w:sz w:val="24"/>
+              </w:rPr>
+            </w:pPr>
+          </w:p>
+        </w:tc>
+        <w:tc>
+          <w:tcPr>
+            <w:tcW w:w="1417" w:type="dxa"/>
+            <w:vAlign w:val="center"/>
+          </w:tcPr>
+          <w:p>
+            <w:pPr>
+              <w:jc w:val="center"/>
+              <w:rPr>
+                <w:sz w:val="24"/>
+              </w:rPr>
+            </w:pPr>
+          </w:p>
+        </w:tc>
+        <w:tc>
+          <w:tcPr>
+            <w:tcW w:w="850" w:type="dxa"/>
+            <w:vAlign w:val="center"/>
+          </w:tcPr>
+          <w:p>
+            <w:pPr>
+              <w:jc w:val="center"/>
+              <w:rPr>
+                <w:sz w:val="24"/>
+              </w:rPr>
+            </w:pPr>
+          </w:p>
+        </w:tc>
+        <w:tc>
+          <w:tcPr>
+            <w:tcW w:w="680" w:type="dxa"/>
+            <w:vAlign w:val="center"/>
+          </w:tcPr>
+          <w:p>
+            <w:pPr>
+              <w:jc w:val="center"/>
+              <w:rPr>
+                <w:sz w:val="24"/>
+              </w:rPr>
+            </w:pPr>
+          </w:p>
+        </w:tc>
+      </w:tr>
+      <w:tr>
+        <w:trPr>
+          <w:trHeight w:val="454"/>
+        </w:trPr>
+        <w:tc>
+          <w:tcPr>
+            <w:tcW w:w="340" w:type="dxa"/>
+            <w:vAlign w:val="center"/>
+          </w:tcPr>
+          <w:p>
+            <w:pPr>
+              <w:jc w:val="center"/>
+              <w:rPr>
+                <w:sz w:val="24"/>
+              </w:rPr>
+            </w:pPr>
+          </w:p>
+        </w:tc>
+        <w:tc>
+          <w:tcPr>
+            <w:tcW w:w="1134" w:type="dxa"/>
+            <w:vAlign w:val="center"/>
+          </w:tcPr>
+          <w:p>
+            <w:pPr>
+              <w:jc w:val="center"/>
+              <w:rPr>
+                <w:sz w:val="24"/>
+              </w:rPr>
+            </w:pPr>
+          </w:p>
+        </w:tc>
+        <w:tc>
+          <w:tcPr>
+            <w:tcW w:w="1134" w:type="dxa"/>
+            <w:vAlign w:val="center"/>
+          </w:tcPr>
+          <w:p>
+            <w:pPr>
+              <w:jc w:val="center"/>
+              <w:rPr>
+                <w:sz w:val="24"/>
+              </w:rPr>
+            </w:pPr>
+          </w:p>
+        </w:tc>
+        <w:tc>
+          <w:tcPr>
+            <w:tcW w:w="1134" w:type="dxa"/>
+            <w:vAlign w:val="center"/>
+          </w:tcPr>
+          <w:p>
+            <w:pPr>
+              <w:jc w:val="center"/>
+              <w:rPr>
+                <w:sz w:val="24"/>
+              </w:rPr>
+            </w:pPr>
+          </w:p>
+        </w:tc>
+        <w:tc>
+          <w:tcPr>
+            <w:tcW w:w="1134" w:type="dxa"/>
+            <w:vAlign w:val="center"/>
+          </w:tcPr>
+          <w:p>
+            <w:pPr>
+              <w:jc w:val="center"/>
+              <w:rPr>
+                <w:sz w:val="24"/>
+              </w:rPr>
+            </w:pPr>
+          </w:p>
+        </w:tc>
+        <w:tc>
+          <w:tcPr>
+            <w:tcW w:w="1134" w:type="dxa"/>
+            <w:vAlign w:val="center"/>
+          </w:tcPr>
+          <w:p>
+            <w:pPr>
+              <w:jc w:val="center"/>
+              <w:rPr>
+                <w:sz w:val="24"/>
+              </w:rPr>
+            </w:pPr>
+          </w:p>
+        </w:tc>
+        <w:tc>
+          <w:tcPr>
+            <w:tcW w:w="1417" w:type="dxa"/>
+            <w:vAlign w:val="center"/>
+          </w:tcPr>
+          <w:p>
+            <w:pPr>
+              <w:jc w:val="center"/>
+              <w:rPr>
+                <w:sz w:val="24"/>
+              </w:rPr>
+            </w:pPr>
+          </w:p>
+        </w:tc>
+        <w:tc>
+          <w:tcPr>
+            <w:tcW w:w="1417" w:type="dxa"/>
+            <w:vAlign w:val="center"/>
+          </w:tcPr>
+          <w:p>
+            <w:pPr>
+              <w:jc w:val="center"/>
+              <w:rPr>
+                <w:sz w:val="24"/>
+              </w:rPr>
+            </w:pPr>
+          </w:p>
+        </w:tc>
+        <w:tc>
+          <w:tcPr>
+            <w:tcW w:w="850" w:type="dxa"/>
+            <w:vAlign w:val="center"/>
+          </w:tcPr>
+          <w:p>
+            <w:pPr>
+              <w:jc w:val="center"/>
+              <w:rPr>
+                <w:sz w:val="24"/>
+              </w:rPr>
+            </w:pPr>
+          </w:p>
+        </w:tc>
+        <w:tc>
+          <w:tcPr>
+            <w:tcW w:w="680" w:type="dxa"/>
+            <w:vAlign w:val="center"/>
+          </w:tcPr>
+          <w:p>
+            <w:pPr>
+              <w:jc w:val="center"/>
+              <w:rPr>
+                <w:sz w:val="24"/>
+              </w:rPr>
+            </w:pPr>
+          </w:p>
+        </w:tc>
+      </w:tr>
+      <w:tr>
+        <w:trPr>
+          <w:trHeight w:val="454"/>
+        </w:trPr>
+        <w:tc>
+          <w:tcPr>
+            <w:tcW w:w="340" w:type="dxa"/>
+            <w:vAlign w:val="center"/>
+          </w:tcPr>
+          <w:p>
+            <w:pPr>
+              <w:jc w:val="center"/>
+              <w:rPr>
+                <w:sz w:val="24"/>
+              </w:rPr>
+            </w:pPr>
+          </w:p>
+        </w:tc>
+        <w:tc>
+          <w:tcPr>
+            <w:tcW w:w="1134" w:type="dxa"/>
+            <w:vAlign w:val="center"/>
+          </w:tcPr>
+          <w:p>
+            <w:pPr>
+              <w:jc w:val="center"/>
+              <w:rPr>
+                <w:sz w:val="24"/>
+              </w:rPr>
+            </w:pPr>
+          </w:p>
+        </w:tc>
+        <w:tc>
+          <w:tcPr>
+            <w:tcW w:w="1134" w:type="dxa"/>
+            <w:vAlign w:val="center"/>
+          </w:tcPr>
+          <w:p>
+            <w:pPr>
+              <w:jc w:val="center"/>
+              <w:rPr>
+                <w:sz w:val="24"/>
+              </w:rPr>
+            </w:pPr>
+          </w:p>
+        </w:tc>
+        <w:tc>
+          <w:tcPr>
+            <w:tcW w:w="1134" w:type="dxa"/>
+            <w:vAlign w:val="center"/>
+          </w:tcPr>
+          <w:p>
+            <w:pPr>
+              <w:jc w:val="center"/>
+              <w:rPr>
+                <w:sz w:val="24"/>
+              </w:rPr>
+            </w:pPr>
+          </w:p>
+        </w:tc>
+        <w:tc>
+          <w:tcPr>
+            <w:tcW w:w="1134" w:type="dxa"/>
+            <w:vAlign w:val="center"/>
+          </w:tcPr>
+          <w:p>
+            <w:pPr>
+              <w:jc w:val="center"/>
+              <w:rPr>
+                <w:sz w:val="24"/>
+              </w:rPr>
+            </w:pPr>
+          </w:p>
+        </w:tc>
+        <w:tc>
+          <w:tcPr>
+            <w:tcW w:w="1134" w:type="dxa"/>
+            <w:vAlign w:val="center"/>
+          </w:tcPr>
+          <w:p>
+            <w:pPr>
+              <w:jc w:val="center"/>
+              <w:rPr>
+                <w:sz w:val="24"/>
+              </w:rPr>
+            </w:pPr>
+          </w:p>
+        </w:tc>
+        <w:tc>
+          <w:tcPr>
+            <w:tcW w:w="1417" w:type="dxa"/>
+            <w:vAlign w:val="center"/>
+          </w:tcPr>
+          <w:p>
+            <w:pPr>
+              <w:jc w:val="center"/>
+              <w:rPr>
+                <w:sz w:val="24"/>
+              </w:rPr>
+            </w:pPr>
+          </w:p>
+        </w:tc>
+        <w:tc>
+          <w:tcPr>
+            <w:tcW w:w="1417" w:type="dxa"/>
+            <w:vAlign w:val="center"/>
+          </w:tcPr>
+          <w:p>
+            <w:pPr>
+              <w:jc w:val="center"/>
+              <w:rPr>
+                <w:sz w:val="24"/>
+              </w:rPr>
+            </w:pPr>
+          </w:p>
+        </w:tc>
+        <w:tc>
+          <w:tcPr>
+            <w:tcW w:w="850" w:type="dxa"/>
+            <w:vAlign w:val="center"/>
+          </w:tcPr>
+          <w:p>
+            <w:pPr>
+              <w:jc w:val="center"/>
+              <w:rPr>
+                <w:sz w:val="24"/>
+              </w:rPr>
+            </w:pPr>
+          </w:p>
+        </w:tc>
+        <w:tc>
+          <w:tcPr>
+            <w:tcW w:w="680" w:type="dxa"/>
+            <w:vAlign w:val="center"/>
+          </w:tcPr>
+          <w:p>
+            <w:pPr>
+              <w:jc w:val="center"/>
+              <w:rPr>
+                <w:sz w:val="24"/>
+              </w:rPr>
+            </w:pPr>
+          </w:p>
+        </w:tc>
+      </w:tr>
+      <w:tr>
+        <w:trPr>
+          <w:trHeight w:val="454"/>
+        </w:trPr>
+        <w:tc>
+          <w:tcPr>
+            <w:tcW w:w="340" w:type="dxa"/>
+            <w:vAlign w:val="center"/>
+          </w:tcPr>
+          <w:p>
+            <w:pPr>
+              <w:jc w:val="center"/>
+              <w:rPr>
+                <w:sz w:val="24"/>
+              </w:rPr>
+            </w:pPr>
+          </w:p>
+        </w:tc>
+        <w:tc>
+          <w:tcPr>
+            <w:tcW w:w="1134" w:type="dxa"/>
+            <w:vAlign w:val="center"/>
+          </w:tcPr>
+          <w:p>
+            <w:pPr>
+              <w:jc w:val="center"/>
+              <w:rPr>
+                <w:sz w:val="24"/>
+              </w:rPr>
+            </w:pPr>
+          </w:p>
+        </w:tc>
+        <w:tc>
+          <w:tcPr>
+            <w:tcW w:w="1134" w:type="dxa"/>
+            <w:vAlign w:val="center"/>
+          </w:tcPr>
+          <w:p>
+            <w:pPr>
+              <w:jc w:val="center"/>
+              <w:rPr>
+                <w:sz w:val="24"/>
+              </w:rPr>
+            </w:pPr>
+          </w:p>
+        </w:tc>
+        <w:tc>
+          <w:tcPr>
+            <w:tcW w:w="1134" w:type="dxa"/>
+            <w:vAlign w:val="center"/>
+          </w:tcPr>
+          <w:p>
+            <w:pPr>
+              <w:jc w:val="center"/>
+              <w:rPr>
+                <w:sz w:val="24"/>
+              </w:rPr>
+            </w:pPr>
+          </w:p>
+        </w:tc>
+        <w:tc>
+          <w:tcPr>
+            <w:tcW w:w="1134" w:type="dxa"/>
+            <w:vAlign w:val="center"/>
+          </w:tcPr>
+          <w:p>
+            <w:pPr>
+              <w:jc w:val="center"/>
+              <w:rPr>
+                <w:sz w:val="24"/>
+              </w:rPr>
+            </w:pPr>
+          </w:p>
+        </w:tc>
+        <w:tc>
+          <w:tcPr>
+            <w:tcW w:w="1134" w:type="dxa"/>
+            <w:vAlign w:val="center"/>
+          </w:tcPr>
+          <w:p>
+            <w:pPr>
+              <w:jc w:val="center"/>
+              <w:rPr>
+                <w:sz w:val="24"/>
+              </w:rPr>
+            </w:pPr>
+          </w:p>
+        </w:tc>
+        <w:tc>
+          <w:tcPr>
+            <w:tcW w:w="1417" w:type="dxa"/>
+            <w:vAlign w:val="center"/>
+          </w:tcPr>
+          <w:p>
+            <w:pPr>
+              <w:jc w:val="center"/>
+              <w:rPr>
+                <w:sz w:val="24"/>
+              </w:rPr>
+            </w:pPr>
+          </w:p>
+        </w:tc>
+        <w:tc>
+          <w:tcPr>
+            <w:tcW w:w="1417" w:type="dxa"/>
+            <w:vAlign w:val="center"/>
+          </w:tcPr>
+          <w:p>
+            <w:pPr>
+              <w:jc w:val="center"/>
+              <w:rPr>
+                <w:sz w:val="24"/>
+              </w:rPr>
+            </w:pPr>
+          </w:p>
+        </w:tc>
+        <w:tc>
+          <w:tcPr>
+            <w:tcW w:w="850" w:type="dxa"/>
+            <w:vAlign w:val="center"/>
+          </w:tcPr>
+          <w:p>
+            <w:pPr>
+              <w:jc w:val="center"/>
+              <w:rPr>
+                <w:sz w:val="24"/>
+              </w:rPr>
+            </w:pPr>
+          </w:p>
+        </w:tc>
+        <w:tc>
+          <w:tcPr>
+            <w:tcW w:w="680" w:type="dxa"/>
+            <w:vAlign w:val="center"/>
+          </w:tcPr>
+          <w:p>
+            <w:pPr>
+              <w:jc w:val="center"/>
+              <w:rPr>
+                <w:sz w:val="24"/>
+              </w:rPr>
+            </w:pPr>
+          </w:p>
+        </w:tc>
+      </w:tr>
     </w:tbl>
     <w:p>
       <w:pPr>
@@ -6334,9 +8832,6 @@
       </w:pPr>
     </w:p>
     <w:sectPr>
-      <w:headerReference w:type="default" r:id="rId11"/>
-      <w:footerReference w:type="default" r:id="rId12"/>
-      <w:headerReference w:type="first" r:id="rId13"/>
       <w:pgSz w:w="11906" w:h="16838"/>
       <w:pgMar w:top="1418" w:right="567" w:bottom="851" w:left="1134" w:header="709" w:footer="0" w:gutter="0"/>
       <w:pgNumType w:start="1"/>
@@ -6349,7 +8844,7 @@
 </file>
 
 <file path=word/endnotes.xml><?xml version="1.0" encoding="utf-8"?>
-<w:endnotes xmlns:wpc="http://schemas.microsoft.com/office/word/2010/wordprocessingCanvas" xmlns:cx="http://schemas.microsoft.com/office/drawing/2014/chartex" xmlns:cx1="http://schemas.microsoft.com/office/drawing/2015/9/8/chartex" xmlns:cx2="http://schemas.microsoft.com/office/drawing/2015/10/21/chartex" xmlns:cx3="http://schemas.microsoft.com/office/drawing/2016/5/9/chartex" xmlns:cx4="http://schemas.microsoft.com/office/drawing/2016/5/10/chartex" xmlns:cx5="http://schemas.microsoft.com/office/drawing/2016/5/11/chartex" xmlns:cx6="http://schemas.microsoft.com/office/drawing/2016/5/12/chartex" xmlns:cx7="http://schemas.microsoft.com/office/drawing/2016/5/13/chartex" xmlns:cx8="http://schemas.microsoft.com/office/drawing/2016/5/14/chartex" xmlns:mc="http://schemas.openxmlformats.org/markup-compatibility/2006" xmlns:aink="http://schemas.microsoft.com/office/drawing/2016/ink" xmlns:am3d="http://schemas.microsoft.com/office/drawing/2017/model3d" xmlns:o="urn:schemas-microsoft-com:office:office" xmlns:oel="http://schemas.microsoft.com/office/2019/extlst" xmlns:r="http://schemas.openxmlformats.org/officeDocument/2006/relationships" xmlns:m="http://schemas.openxmlformats.org/officeDocument/2006/math" xmlns:v="urn:schemas-microsoft-com:vml" xmlns:wp14="http://schemas.microsoft.com/office/word/2010/wordprocessingDrawing" xmlns:wp="http://schemas.openxmlformats.org/drawingml/2006/wordprocessingDrawing" xmlns:w10="urn:schemas-microsoft-com:office:word" xmlns:w="http://schemas.openxmlformats.org/wordprocessingml/2006/main" xmlns:w14="http://schemas.microsoft.com/office/word/2010/wordml" xmlns:w15="http://schemas.microsoft.com/office/word/2012/wordml" xmlns:w16cex="http://schemas.microsoft.com/office/word/2018/wordml/cex" xmlns:w16cid="http://schemas.microsoft.com/office/word/2016/wordml/cid" xmlns:w16="http://schemas.microsoft.com/office/word/2018/wordml" xmlns:w16sdtdh="http://schemas.microsoft.com/office/word/2020/wordml/sdtdatahash" xmlns:w16se="http://schemas.microsoft.com/office/word/2015/wordml/symex" xmlns:wpg="http://schemas.microsoft.com/office/word/2010/wordprocessingGroup" xmlns:wpi="http://schemas.microsoft.com/office/word/2010/wordprocessingInk" xmlns:wne="http://schemas.microsoft.com/office/word/2006/wordml" xmlns:wps="http://schemas.microsoft.com/office/word/2010/wordprocessingShape" mc:Ignorable="w14 w15 w16se w16cid w16 w16cex w16sdtdh wp14">
+<w:endnotes xmlns:wpc="http://schemas.microsoft.com/office/word/2010/wordprocessingCanvas" xmlns:cx="http://schemas.microsoft.com/office/drawing/2014/chartex" xmlns:mc="http://schemas.openxmlformats.org/markup-compatibility/2006" xmlns:o="urn:schemas-microsoft-com:office:office" xmlns:r="http://schemas.openxmlformats.org/officeDocument/2006/relationships" xmlns:m="http://schemas.openxmlformats.org/officeDocument/2006/math" xmlns:v="urn:schemas-microsoft-com:vml" xmlns:wp14="http://schemas.microsoft.com/office/word/2010/wordprocessingDrawing" xmlns:wp="http://schemas.openxmlformats.org/drawingml/2006/wordprocessingDrawing" xmlns:w10="urn:schemas-microsoft-com:office:word" xmlns:w="http://schemas.openxmlformats.org/wordprocessingml/2006/main" xmlns:w14="http://schemas.microsoft.com/office/word/2010/wordml" xmlns:w15="http://schemas.microsoft.com/office/word/2012/wordml" xmlns:w16se="http://schemas.microsoft.com/office/word/2015/wordml/symex" xmlns:wpg="http://schemas.microsoft.com/office/word/2010/wordprocessingGroup" xmlns:wpi="http://schemas.microsoft.com/office/word/2010/wordprocessingInk" xmlns:wne="http://schemas.microsoft.com/office/word/2006/wordml" xmlns:wps="http://schemas.microsoft.com/office/word/2010/wordprocessingShape" mc:Ignorable="w14 w15 w16se wp14">
   <w:endnote w:type="separator" w:id="-1">
     <w:p>
       <w:r>
@@ -6368,7 +8863,7 @@
 </file>
 
 <file path=word/footer1.xml><?xml version="1.0" encoding="utf-8"?>
-<w:ftr xmlns:wpc="http://schemas.microsoft.com/office/word/2010/wordprocessingCanvas" xmlns:cx="http://schemas.microsoft.com/office/drawing/2014/chartex" xmlns:cx1="http://schemas.microsoft.com/office/drawing/2015/9/8/chartex" xmlns:cx2="http://schemas.microsoft.com/office/drawing/2015/10/21/chartex" xmlns:cx3="http://schemas.microsoft.com/office/drawing/2016/5/9/chartex" xmlns:cx4="http://schemas.microsoft.com/office/drawing/2016/5/10/chartex" xmlns:cx5="http://schemas.microsoft.com/office/drawing/2016/5/11/chartex" xmlns:cx6="http://schemas.microsoft.com/office/drawing/2016/5/12/chartex" xmlns:cx7="http://schemas.microsoft.com/office/drawing/2016/5/13/chartex" xmlns:cx8="http://schemas.microsoft.com/office/drawing/2016/5/14/chartex" xmlns:mc="http://schemas.openxmlformats.org/markup-compatibility/2006" xmlns:aink="http://schemas.microsoft.com/office/drawing/2016/ink" xmlns:am3d="http://schemas.microsoft.com/office/drawing/2017/model3d" xmlns:o="urn:schemas-microsoft-com:office:office" xmlns:oel="http://schemas.microsoft.com/office/2019/extlst" xmlns:r="http://schemas.openxmlformats.org/officeDocument/2006/relationships" xmlns:m="http://schemas.openxmlformats.org/officeDocument/2006/math" xmlns:v="urn:schemas-microsoft-com:vml" xmlns:wp14="http://schemas.microsoft.com/office/word/2010/wordprocessingDrawing" xmlns:wp="http://schemas.openxmlformats.org/drawingml/2006/wordprocessingDrawing" xmlns:w10="urn:schemas-microsoft-com:office:word" xmlns:w="http://schemas.openxmlformats.org/wordprocessingml/2006/main" xmlns:w14="http://schemas.microsoft.com/office/word/2010/wordml" xmlns:w15="http://schemas.microsoft.com/office/word/2012/wordml" xmlns:w16cex="http://schemas.microsoft.com/office/word/2018/wordml/cex" xmlns:w16cid="http://schemas.microsoft.com/office/word/2016/wordml/cid" xmlns:w16="http://schemas.microsoft.com/office/word/2018/wordml" xmlns:w16sdtdh="http://schemas.microsoft.com/office/word/2020/wordml/sdtdatahash" xmlns:w16se="http://schemas.microsoft.com/office/word/2015/wordml/symex" xmlns:wpg="http://schemas.microsoft.com/office/word/2010/wordprocessingGroup" xmlns:wpi="http://schemas.microsoft.com/office/word/2010/wordprocessingInk" xmlns:wne="http://schemas.microsoft.com/office/word/2006/wordml" xmlns:wps="http://schemas.microsoft.com/office/word/2010/wordprocessingShape" mc:Ignorable="w14 w15 w16se w16cid w16 w16cex w16sdtdh wp14">
+<w:ftr xmlns:wpc="http://schemas.microsoft.com/office/word/2010/wordprocessingCanvas" xmlns:cx="http://schemas.microsoft.com/office/drawing/2014/chartex" xmlns:mc="http://schemas.openxmlformats.org/markup-compatibility/2006" xmlns:o="urn:schemas-microsoft-com:office:office" xmlns:r="http://schemas.openxmlformats.org/officeDocument/2006/relationships" xmlns:m="http://schemas.openxmlformats.org/officeDocument/2006/math" xmlns:v="urn:schemas-microsoft-com:vml" xmlns:wp14="http://schemas.microsoft.com/office/word/2010/wordprocessingDrawing" xmlns:wp="http://schemas.openxmlformats.org/drawingml/2006/wordprocessingDrawing" xmlns:w10="urn:schemas-microsoft-com:office:word" xmlns:w="http://schemas.openxmlformats.org/wordprocessingml/2006/main" xmlns:w14="http://schemas.microsoft.com/office/word/2010/wordml" xmlns:w15="http://schemas.microsoft.com/office/word/2012/wordml" xmlns:w16se="http://schemas.microsoft.com/office/word/2015/wordml/symex" xmlns:wpg="http://schemas.microsoft.com/office/word/2010/wordprocessingGroup" xmlns:wpi="http://schemas.microsoft.com/office/word/2010/wordprocessingInk" xmlns:wne="http://schemas.microsoft.com/office/word/2006/wordml" xmlns:wps="http://schemas.microsoft.com/office/word/2010/wordprocessingShape" mc:Ignorable="w14 w15 w16se wp14">
   <w:p>
     <w:pPr>
       <w:pStyle w:val="ab"/>
@@ -6378,7 +8873,7 @@
 </file>
 
 <file path=word/footnotes.xml><?xml version="1.0" encoding="utf-8"?>
-<w:footnotes xmlns:wpc="http://schemas.microsoft.com/office/word/2010/wordprocessingCanvas" xmlns:cx="http://schemas.microsoft.com/office/drawing/2014/chartex" xmlns:cx1="http://schemas.microsoft.com/office/drawing/2015/9/8/chartex" xmlns:cx2="http://schemas.microsoft.com/office/drawing/2015/10/21/chartex" xmlns:cx3="http://schemas.microsoft.com/office/drawing/2016/5/9/chartex" xmlns:cx4="http://schemas.microsoft.com/office/drawing/2016/5/10/chartex" xmlns:cx5="http://schemas.microsoft.com/office/drawing/2016/5/11/chartex" xmlns:cx6="http://schemas.microsoft.com/office/drawing/2016/5/12/chartex" xmlns:cx7="http://schemas.microsoft.com/office/drawing/2016/5/13/chartex" xmlns:cx8="http://schemas.microsoft.com/office/drawing/2016/5/14/chartex" xmlns:mc="http://schemas.openxmlformats.org/markup-compatibility/2006" xmlns:aink="http://schemas.microsoft.com/office/drawing/2016/ink" xmlns:am3d="http://schemas.microsoft.com/office/drawing/2017/model3d" xmlns:o="urn:schemas-microsoft-com:office:office" xmlns:oel="http://schemas.microsoft.com/office/2019/extlst" xmlns:r="http://schemas.openxmlformats.org/officeDocument/2006/relationships" xmlns:m="http://schemas.openxmlformats.org/officeDocument/2006/math" xmlns:v="urn:schemas-microsoft-com:vml" xmlns:wp14="http://schemas.microsoft.com/office/word/2010/wordprocessingDrawing" xmlns:wp="http://schemas.openxmlformats.org/drawingml/2006/wordprocessingDrawing" xmlns:w10="urn:schemas-microsoft-com:office:word" xmlns:w="http://schemas.openxmlformats.org/wordprocessingml/2006/main" xmlns:w14="http://schemas.microsoft.com/office/word/2010/wordml" xmlns:w15="http://schemas.microsoft.com/office/word/2012/wordml" xmlns:w16cex="http://schemas.microsoft.com/office/word/2018/wordml/cex" xmlns:w16cid="http://schemas.microsoft.com/office/word/2016/wordml/cid" xmlns:w16="http://schemas.microsoft.com/office/word/2018/wordml" xmlns:w16sdtdh="http://schemas.microsoft.com/office/word/2020/wordml/sdtdatahash" xmlns:w16se="http://schemas.microsoft.com/office/word/2015/wordml/symex" xmlns:wpg="http://schemas.microsoft.com/office/word/2010/wordprocessingGroup" xmlns:wpi="http://schemas.microsoft.com/office/word/2010/wordprocessingInk" xmlns:wne="http://schemas.microsoft.com/office/word/2006/wordml" xmlns:wps="http://schemas.microsoft.com/office/word/2010/wordprocessingShape" mc:Ignorable="w14 w15 w16se w16cid w16 w16cex w16sdtdh wp14">
+<w:footnotes xmlns:wpc="http://schemas.microsoft.com/office/word/2010/wordprocessingCanvas" xmlns:cx="http://schemas.microsoft.com/office/drawing/2014/chartex" xmlns:mc="http://schemas.openxmlformats.org/markup-compatibility/2006" xmlns:o="urn:schemas-microsoft-com:office:office" xmlns:r="http://schemas.openxmlformats.org/officeDocument/2006/relationships" xmlns:m="http://schemas.openxmlformats.org/officeDocument/2006/math" xmlns:v="urn:schemas-microsoft-com:vml" xmlns:wp14="http://schemas.microsoft.com/office/word/2010/wordprocessingDrawing" xmlns:wp="http://schemas.openxmlformats.org/drawingml/2006/wordprocessingDrawing" xmlns:w10="urn:schemas-microsoft-com:office:word" xmlns:w="http://schemas.openxmlformats.org/wordprocessingml/2006/main" xmlns:w14="http://schemas.microsoft.com/office/word/2010/wordml" xmlns:w15="http://schemas.microsoft.com/office/word/2012/wordml" xmlns:w16se="http://schemas.microsoft.com/office/word/2015/wordml/symex" xmlns:wpg="http://schemas.microsoft.com/office/word/2010/wordprocessingGroup" xmlns:wpi="http://schemas.microsoft.com/office/word/2010/wordprocessingInk" xmlns:wne="http://schemas.microsoft.com/office/word/2006/wordml" xmlns:wps="http://schemas.microsoft.com/office/word/2010/wordprocessingShape" mc:Ignorable="w14 w15 w16se wp14">
   <w:footnote w:type="separator" w:id="-1">
     <w:p>
       <w:r>
@@ -6600,7 +9095,7 @@
 </file>
 
 <file path=word/header1.xml><?xml version="1.0" encoding="utf-8"?>
-<w:hdr xmlns:wpc="http://schemas.microsoft.com/office/word/2010/wordprocessingCanvas" xmlns:cx="http://schemas.microsoft.com/office/drawing/2014/chartex" xmlns:cx1="http://schemas.microsoft.com/office/drawing/2015/9/8/chartex" xmlns:cx2="http://schemas.microsoft.com/office/drawing/2015/10/21/chartex" xmlns:cx3="http://schemas.microsoft.com/office/drawing/2016/5/9/chartex" xmlns:cx4="http://schemas.microsoft.com/office/drawing/2016/5/10/chartex" xmlns:cx5="http://schemas.microsoft.com/office/drawing/2016/5/11/chartex" xmlns:cx6="http://schemas.microsoft.com/office/drawing/2016/5/12/chartex" xmlns:cx7="http://schemas.microsoft.com/office/drawing/2016/5/13/chartex" xmlns:cx8="http://schemas.microsoft.com/office/drawing/2016/5/14/chartex" xmlns:mc="http://schemas.openxmlformats.org/markup-compatibility/2006" xmlns:aink="http://schemas.microsoft.com/office/drawing/2016/ink" xmlns:am3d="http://schemas.microsoft.com/office/drawing/2017/model3d" xmlns:o="urn:schemas-microsoft-com:office:office" xmlns:oel="http://schemas.microsoft.com/office/2019/extlst" xmlns:r="http://schemas.openxmlformats.org/officeDocument/2006/relationships" xmlns:m="http://schemas.openxmlformats.org/officeDocument/2006/math" xmlns:v="urn:schemas-microsoft-com:vml" xmlns:wp14="http://schemas.microsoft.com/office/word/2010/wordprocessingDrawing" xmlns:wp="http://schemas.openxmlformats.org/drawingml/2006/wordprocessingDrawing" xmlns:w10="urn:schemas-microsoft-com:office:word" xmlns:w="http://schemas.openxmlformats.org/wordprocessingml/2006/main" xmlns:w14="http://schemas.microsoft.com/office/word/2010/wordml" xmlns:w15="http://schemas.microsoft.com/office/word/2012/wordml" xmlns:w16cex="http://schemas.microsoft.com/office/word/2018/wordml/cex" xmlns:w16cid="http://schemas.microsoft.com/office/word/2016/wordml/cid" xmlns:w16="http://schemas.microsoft.com/office/word/2018/wordml" xmlns:w16sdtdh="http://schemas.microsoft.com/office/word/2020/wordml/sdtdatahash" xmlns:w16se="http://schemas.microsoft.com/office/word/2015/wordml/symex" xmlns:wpg="http://schemas.microsoft.com/office/word/2010/wordprocessingGroup" xmlns:wpi="http://schemas.microsoft.com/office/word/2010/wordprocessingInk" xmlns:wne="http://schemas.microsoft.com/office/word/2006/wordml" xmlns:wps="http://schemas.microsoft.com/office/word/2010/wordprocessingShape" mc:Ignorable="w14 w15 w16se w16cid w16 w16cex w16sdtdh wp14">
+<w:hdr xmlns:wpc="http://schemas.microsoft.com/office/word/2010/wordprocessingCanvas" xmlns:cx="http://schemas.microsoft.com/office/drawing/2014/chartex" xmlns:mc="http://schemas.openxmlformats.org/markup-compatibility/2006" xmlns:o="urn:schemas-microsoft-com:office:office" xmlns:r="http://schemas.openxmlformats.org/officeDocument/2006/relationships" xmlns:m="http://schemas.openxmlformats.org/officeDocument/2006/math" xmlns:v="urn:schemas-microsoft-com:vml" xmlns:wp14="http://schemas.microsoft.com/office/word/2010/wordprocessingDrawing" xmlns:wp="http://schemas.openxmlformats.org/drawingml/2006/wordprocessingDrawing" xmlns:w10="urn:schemas-microsoft-com:office:word" xmlns:w="http://schemas.openxmlformats.org/wordprocessingml/2006/main" xmlns:w14="http://schemas.microsoft.com/office/word/2010/wordml" xmlns:w15="http://schemas.microsoft.com/office/word/2012/wordml" xmlns:w16se="http://schemas.microsoft.com/office/word/2015/wordml/symex" xmlns:wpg="http://schemas.microsoft.com/office/word/2010/wordprocessingGroup" xmlns:wpi="http://schemas.microsoft.com/office/word/2010/wordprocessingInk" xmlns:wne="http://schemas.microsoft.com/office/word/2006/wordml" xmlns:wps="http://schemas.microsoft.com/office/word/2010/wordprocessingShape" mc:Ignorable="w14 w15 w16se wp14">
   <w:p>
     <w:pPr>
       <w:pStyle w:val="a9"/>
@@ -6619,7 +9114,7 @@
       <w:rPr>
         <w:noProof/>
       </w:rPr>
-      <w:t>4</w:t>
+      <w:t>12</w:t>
     </w:r>
     <w:r>
       <w:fldChar w:fldCharType="end"/>
@@ -6636,6 +9131,7 @@
       <w:dataBinding w:prefixMappings="xmlns:ns0='http://purl.org/dc/elements/1.1/' xmlns:ns1='http://schemas.openxmlformats.org/package/2006/metadata/core-properties' " w:xpath="/ns1:coreProperties[1]/ns0:subject[1]" w:storeItemID="{6C3C8BC8-F283-45AE-878A-BAB7291924A1}"/>
       <w:text/>
     </w:sdtPr>
+    <w:sdtEndPr/>
     <w:sdtContent>
       <w:p>
         <w:pPr>
@@ -6652,7 +9148,7 @@
 </file>
 
 <file path=word/header2.xml><?xml version="1.0" encoding="utf-8"?>
-<w:hdr xmlns:wpc="http://schemas.microsoft.com/office/word/2010/wordprocessingCanvas" xmlns:cx="http://schemas.microsoft.com/office/drawing/2014/chartex" xmlns:cx1="http://schemas.microsoft.com/office/drawing/2015/9/8/chartex" xmlns:cx2="http://schemas.microsoft.com/office/drawing/2015/10/21/chartex" xmlns:cx3="http://schemas.microsoft.com/office/drawing/2016/5/9/chartex" xmlns:cx4="http://schemas.microsoft.com/office/drawing/2016/5/10/chartex" xmlns:cx5="http://schemas.microsoft.com/office/drawing/2016/5/11/chartex" xmlns:cx6="http://schemas.microsoft.com/office/drawing/2016/5/12/chartex" xmlns:cx7="http://schemas.microsoft.com/office/drawing/2016/5/13/chartex" xmlns:cx8="http://schemas.microsoft.com/office/drawing/2016/5/14/chartex" xmlns:mc="http://schemas.openxmlformats.org/markup-compatibility/2006" xmlns:aink="http://schemas.microsoft.com/office/drawing/2016/ink" xmlns:am3d="http://schemas.microsoft.com/office/drawing/2017/model3d" xmlns:o="urn:schemas-microsoft-com:office:office" xmlns:oel="http://schemas.microsoft.com/office/2019/extlst" xmlns:r="http://schemas.openxmlformats.org/officeDocument/2006/relationships" xmlns:m="http://schemas.openxmlformats.org/officeDocument/2006/math" xmlns:v="urn:schemas-microsoft-com:vml" xmlns:wp14="http://schemas.microsoft.com/office/word/2010/wordprocessingDrawing" xmlns:wp="http://schemas.openxmlformats.org/drawingml/2006/wordprocessingDrawing" xmlns:w10="urn:schemas-microsoft-com:office:word" xmlns:w="http://schemas.openxmlformats.org/wordprocessingml/2006/main" xmlns:w14="http://schemas.microsoft.com/office/word/2010/wordml" xmlns:w15="http://schemas.microsoft.com/office/word/2012/wordml" xmlns:w16cex="http://schemas.microsoft.com/office/word/2018/wordml/cex" xmlns:w16cid="http://schemas.microsoft.com/office/word/2016/wordml/cid" xmlns:w16="http://schemas.microsoft.com/office/word/2018/wordml" xmlns:w16sdtdh="http://schemas.microsoft.com/office/word/2020/wordml/sdtdatahash" xmlns:w16se="http://schemas.microsoft.com/office/word/2015/wordml/symex" xmlns:wpg="http://schemas.microsoft.com/office/word/2010/wordprocessingGroup" xmlns:wpi="http://schemas.microsoft.com/office/word/2010/wordprocessingInk" xmlns:wne="http://schemas.microsoft.com/office/word/2006/wordml" xmlns:wps="http://schemas.microsoft.com/office/word/2010/wordprocessingShape" mc:Ignorable="w14 w15 w16se w16cid w16 w16cex w16sdtdh wp14">
+<w:hdr xmlns:wpc="http://schemas.microsoft.com/office/word/2010/wordprocessingCanvas" xmlns:cx="http://schemas.microsoft.com/office/drawing/2014/chartex" xmlns:mc="http://schemas.openxmlformats.org/markup-compatibility/2006" xmlns:o="urn:schemas-microsoft-com:office:office" xmlns:r="http://schemas.openxmlformats.org/officeDocument/2006/relationships" xmlns:m="http://schemas.openxmlformats.org/officeDocument/2006/math" xmlns:v="urn:schemas-microsoft-com:vml" xmlns:wp14="http://schemas.microsoft.com/office/word/2010/wordprocessingDrawing" xmlns:wp="http://schemas.openxmlformats.org/drawingml/2006/wordprocessingDrawing" xmlns:w10="urn:schemas-microsoft-com:office:word" xmlns:w="http://schemas.openxmlformats.org/wordprocessingml/2006/main" xmlns:w14="http://schemas.microsoft.com/office/word/2010/wordml" xmlns:w15="http://schemas.microsoft.com/office/word/2012/wordml" xmlns:w16se="http://schemas.microsoft.com/office/word/2015/wordml/symex" xmlns:wpg="http://schemas.microsoft.com/office/word/2010/wordprocessingGroup" xmlns:wpi="http://schemas.microsoft.com/office/word/2010/wordprocessingInk" xmlns:wne="http://schemas.microsoft.com/office/word/2006/wordml" xmlns:wps="http://schemas.microsoft.com/office/word/2010/wordprocessingShape" mc:Ignorable="w14 w15 w16se wp14">
   <w:p>
     <w:pPr>
       <w:pStyle w:val="a9"/>
@@ -6662,7 +9158,7 @@
 </file>
 
 <file path=word/numbering.xml><?xml version="1.0" encoding="utf-8"?>
-<w:numbering xmlns:wpc="http://schemas.microsoft.com/office/word/2010/wordprocessingCanvas" xmlns:cx="http://schemas.microsoft.com/office/drawing/2014/chartex" xmlns:cx1="http://schemas.microsoft.com/office/drawing/2015/9/8/chartex" xmlns:cx2="http://schemas.microsoft.com/office/drawing/2015/10/21/chartex" xmlns:cx3="http://schemas.microsoft.com/office/drawing/2016/5/9/chartex" xmlns:cx4="http://schemas.microsoft.com/office/drawing/2016/5/10/chartex" xmlns:cx5="http://schemas.microsoft.com/office/drawing/2016/5/11/chartex" xmlns:cx6="http://schemas.microsoft.com/office/drawing/2016/5/12/chartex" xmlns:cx7="http://schemas.microsoft.com/office/drawing/2016/5/13/chartex" xmlns:cx8="http://schemas.microsoft.com/office/drawing/2016/5/14/chartex" xmlns:mc="http://schemas.openxmlformats.org/markup-compatibility/2006" xmlns:aink="http://schemas.microsoft.com/office/drawing/2016/ink" xmlns:am3d="http://schemas.microsoft.com/office/drawing/2017/model3d" xmlns:o="urn:schemas-microsoft-com:office:office" xmlns:oel="http://schemas.microsoft.com/office/2019/extlst" xmlns:r="http://schemas.openxmlformats.org/officeDocument/2006/relationships" xmlns:m="http://schemas.openxmlformats.org/officeDocument/2006/math" xmlns:v="urn:schemas-microsoft-com:vml" xmlns:wp14="http://schemas.microsoft.com/office/word/2010/wordprocessingDrawing" xmlns:wp="http://schemas.openxmlformats.org/drawingml/2006/wordprocessingDrawing" xmlns:w10="urn:schemas-microsoft-com:office:word" xmlns:w="http://schemas.openxmlformats.org/wordprocessingml/2006/main" xmlns:w14="http://schemas.microsoft.com/office/word/2010/wordml" xmlns:w15="http://schemas.microsoft.com/office/word/2012/wordml" xmlns:w16cex="http://schemas.microsoft.com/office/word/2018/wordml/cex" xmlns:w16cid="http://schemas.microsoft.com/office/word/2016/wordml/cid" xmlns:w16="http://schemas.microsoft.com/office/word/2018/wordml" xmlns:w16sdtdh="http://schemas.microsoft.com/office/word/2020/wordml/sdtdatahash" xmlns:w16se="http://schemas.microsoft.com/office/word/2015/wordml/symex" xmlns:wpg="http://schemas.microsoft.com/office/word/2010/wordprocessingGroup" xmlns:wpi="http://schemas.microsoft.com/office/word/2010/wordprocessingInk" xmlns:wne="http://schemas.microsoft.com/office/word/2006/wordml" xmlns:wps="http://schemas.microsoft.com/office/word/2010/wordprocessingShape" mc:Ignorable="w14 w15 w16se w16cid w16 w16cex w16sdtdh wp14">
+<w:numbering xmlns:wpc="http://schemas.microsoft.com/office/word/2010/wordprocessingCanvas" xmlns:cx="http://schemas.microsoft.com/office/drawing/2014/chartex" xmlns:mc="http://schemas.openxmlformats.org/markup-compatibility/2006" xmlns:o="urn:schemas-microsoft-com:office:office" xmlns:r="http://schemas.openxmlformats.org/officeDocument/2006/relationships" xmlns:m="http://schemas.openxmlformats.org/officeDocument/2006/math" xmlns:v="urn:schemas-microsoft-com:vml" xmlns:wp14="http://schemas.microsoft.com/office/word/2010/wordprocessingDrawing" xmlns:wp="http://schemas.openxmlformats.org/drawingml/2006/wordprocessingDrawing" xmlns:w10="urn:schemas-microsoft-com:office:word" xmlns:w="http://schemas.openxmlformats.org/wordprocessingml/2006/main" xmlns:w14="http://schemas.microsoft.com/office/word/2010/wordml" xmlns:w15="http://schemas.microsoft.com/office/word/2012/wordml" xmlns:w16se="http://schemas.microsoft.com/office/word/2015/wordml/symex" xmlns:wpg="http://schemas.microsoft.com/office/word/2010/wordprocessingGroup" xmlns:wpi="http://schemas.microsoft.com/office/word/2010/wordprocessingInk" xmlns:wne="http://schemas.microsoft.com/office/word/2006/wordml" xmlns:wps="http://schemas.microsoft.com/office/word/2010/wordprocessingShape" mc:Ignorable="w14 w15 w16se wp14">
   <w:abstractNum w:abstractNumId="0" w15:restartNumberingAfterBreak="0">
     <w:nsid w:val="03237593"/>
     <w:multiLevelType w:val="hybridMultilevel"/>
@@ -7233,26 +9729,26 @@
       </w:rPr>
     </w:lvl>
   </w:abstractNum>
-  <w:num w:numId="1" w16cid:durableId="1000623668">
+  <w:num w:numId="1">
     <w:abstractNumId w:val="4"/>
   </w:num>
-  <w:num w:numId="2" w16cid:durableId="2089647876">
+  <w:num w:numId="2">
     <w:abstractNumId w:val="0"/>
   </w:num>
-  <w:num w:numId="3" w16cid:durableId="1752968470">
+  <w:num w:numId="3">
     <w:abstractNumId w:val="3"/>
   </w:num>
-  <w:num w:numId="4" w16cid:durableId="1609117162">
+  <w:num w:numId="4">
     <w:abstractNumId w:val="2"/>
   </w:num>
-  <w:num w:numId="5" w16cid:durableId="1167940795">
+  <w:num w:numId="5">
     <w:abstractNumId w:val="1"/>
   </w:num>
 </w:numbering>
 </file>
 
 <file path=word/styles.xml><?xml version="1.0" encoding="utf-8"?>
-<w:styles xmlns:mc="http://schemas.openxmlformats.org/markup-compatibility/2006" xmlns:r="http://schemas.openxmlformats.org/officeDocument/2006/relationships" xmlns:w="http://schemas.openxmlformats.org/wordprocessingml/2006/main" xmlns:w14="http://schemas.microsoft.com/office/word/2010/wordml" xmlns:w15="http://schemas.microsoft.com/office/word/2012/wordml" xmlns:w16cex="http://schemas.microsoft.com/office/word/2018/wordml/cex" xmlns:w16cid="http://schemas.microsoft.com/office/word/2016/wordml/cid" xmlns:w16="http://schemas.microsoft.com/office/word/2018/wordml" xmlns:w16sdtdh="http://schemas.microsoft.com/office/word/2020/wordml/sdtdatahash" xmlns:w16se="http://schemas.microsoft.com/office/word/2015/wordml/symex" mc:Ignorable="w14 w15 w16se w16cid w16 w16cex w16sdtdh">
+<w:styles xmlns:mc="http://schemas.openxmlformats.org/markup-compatibility/2006" xmlns:r="http://schemas.openxmlformats.org/officeDocument/2006/relationships" xmlns:w="http://schemas.openxmlformats.org/wordprocessingml/2006/main" xmlns:w14="http://schemas.microsoft.com/office/word/2010/wordml" xmlns:w15="http://schemas.microsoft.com/office/word/2012/wordml" xmlns:w16se="http://schemas.microsoft.com/office/word/2015/wordml/symex" mc:Ignorable="w14 w15 w16se">
   <w:docDefaults>
     <w:rPrDefault>
       <w:rPr>
@@ -7268,7 +9764,7 @@
       </w:pPr>
     </w:pPrDefault>
   </w:docDefaults>
-  <w:latentStyles w:defLockedState="0" w:defUIPriority="99" w:defSemiHidden="0" w:defUnhideWhenUsed="0" w:defQFormat="0" w:count="376">
+  <w:latentStyles w:defLockedState="0" w:defUIPriority="99" w:defSemiHidden="0" w:defUnhideWhenUsed="0" w:defQFormat="0" w:count="371">
     <w:lsdException w:name="Normal" w:uiPriority="0" w:qFormat="1"/>
     <w:lsdException w:name="heading 1" w:uiPriority="9" w:qFormat="1"/>
     <w:lsdException w:name="heading 2" w:semiHidden="1" w:uiPriority="9" w:unhideWhenUsed="1" w:qFormat="1"/>
@@ -7640,11 +10136,6 @@
     <w:lsdException w:name="List Table 5 Dark Accent 6" w:uiPriority="50"/>
     <w:lsdException w:name="List Table 6 Colorful Accent 6" w:uiPriority="51"/>
     <w:lsdException w:name="List Table 7 Colorful Accent 6" w:uiPriority="52"/>
-    <w:lsdException w:name="Mention" w:semiHidden="1" w:unhideWhenUsed="1"/>
-    <w:lsdException w:name="Smart Hyperlink" w:semiHidden="1" w:unhideWhenUsed="1"/>
-    <w:lsdException w:name="Hashtag" w:semiHidden="1" w:unhideWhenUsed="1"/>
-    <w:lsdException w:name="Unresolved Mention" w:semiHidden="1" w:unhideWhenUsed="1"/>
-    <w:lsdException w:name="Smart Link" w:semiHidden="1" w:unhideWhenUsed="1"/>
   </w:latentStyles>
   <w:style w:type="paragraph" w:default="1" w:styleId="a1">
     <w:name w:val="Normal"/>
@@ -8317,7 +10808,7 @@
 </file>
 
 <file path=word/glossary/document.xml><?xml version="1.0" encoding="utf-8"?>
-<w:glossaryDocument xmlns:wpc="http://schemas.microsoft.com/office/word/2010/wordprocessingCanvas" xmlns:cx="http://schemas.microsoft.com/office/drawing/2014/chartex" xmlns:cx1="http://schemas.microsoft.com/office/drawing/2015/9/8/chartex" xmlns:cx2="http://schemas.microsoft.com/office/drawing/2015/10/21/chartex" xmlns:cx3="http://schemas.microsoft.com/office/drawing/2016/5/9/chartex" xmlns:cx4="http://schemas.microsoft.com/office/drawing/2016/5/10/chartex" xmlns:cx5="http://schemas.microsoft.com/office/drawing/2016/5/11/chartex" xmlns:cx6="http://schemas.microsoft.com/office/drawing/2016/5/12/chartex" xmlns:cx7="http://schemas.microsoft.com/office/drawing/2016/5/13/chartex" xmlns:cx8="http://schemas.microsoft.com/office/drawing/2016/5/14/chartex" xmlns:mc="http://schemas.openxmlformats.org/markup-compatibility/2006" xmlns:aink="http://schemas.microsoft.com/office/drawing/2016/ink" xmlns:am3d="http://schemas.microsoft.com/office/drawing/2017/model3d" xmlns:o="urn:schemas-microsoft-com:office:office" xmlns:oel="http://schemas.microsoft.com/office/2019/extlst" xmlns:r="http://schemas.openxmlformats.org/officeDocument/2006/relationships" xmlns:m="http://schemas.openxmlformats.org/officeDocument/2006/math" xmlns:v="urn:schemas-microsoft-com:vml" xmlns:wp14="http://schemas.microsoft.com/office/word/2010/wordprocessingDrawing" xmlns:wp="http://schemas.openxmlformats.org/drawingml/2006/wordprocessingDrawing" xmlns:w10="urn:schemas-microsoft-com:office:word" xmlns:w="http://schemas.openxmlformats.org/wordprocessingml/2006/main" xmlns:w14="http://schemas.microsoft.com/office/word/2010/wordml" xmlns:w15="http://schemas.microsoft.com/office/word/2012/wordml" xmlns:w16cex="http://schemas.microsoft.com/office/word/2018/wordml/cex" xmlns:w16cid="http://schemas.microsoft.com/office/word/2016/wordml/cid" xmlns:w16="http://schemas.microsoft.com/office/word/2018/wordml" xmlns:w16sdtdh="http://schemas.microsoft.com/office/word/2020/wordml/sdtdatahash" xmlns:w16se="http://schemas.microsoft.com/office/word/2015/wordml/symex" xmlns:wpg="http://schemas.microsoft.com/office/word/2010/wordprocessingGroup" xmlns:wpi="http://schemas.microsoft.com/office/word/2010/wordprocessingInk" xmlns:wne="http://schemas.microsoft.com/office/word/2006/wordml" xmlns:wps="http://schemas.microsoft.com/office/word/2010/wordprocessingShape" mc:Ignorable="w14 w15 w16se w16cid w16 w16cex w16sdtdh wp14">
+<w:glossaryDocument xmlns:wpc="http://schemas.microsoft.com/office/word/2010/wordprocessingCanvas" xmlns:cx="http://schemas.microsoft.com/office/drawing/2014/chartex" xmlns:mc="http://schemas.openxmlformats.org/markup-compatibility/2006" xmlns:o="urn:schemas-microsoft-com:office:office" xmlns:r="http://schemas.openxmlformats.org/officeDocument/2006/relationships" xmlns:m="http://schemas.openxmlformats.org/officeDocument/2006/math" xmlns:v="urn:schemas-microsoft-com:vml" xmlns:wp14="http://schemas.microsoft.com/office/word/2010/wordprocessingDrawing" xmlns:wp="http://schemas.openxmlformats.org/drawingml/2006/wordprocessingDrawing" xmlns:w10="urn:schemas-microsoft-com:office:word" xmlns:w="http://schemas.openxmlformats.org/wordprocessingml/2006/main" xmlns:w14="http://schemas.microsoft.com/office/word/2010/wordml" xmlns:w15="http://schemas.microsoft.com/office/word/2012/wordml" xmlns:w16se="http://schemas.microsoft.com/office/word/2015/wordml/symex" xmlns:wpg="http://schemas.microsoft.com/office/word/2010/wordprocessingGroup" xmlns:wpi="http://schemas.microsoft.com/office/word/2010/wordprocessingInk" xmlns:wne="http://schemas.microsoft.com/office/word/2006/wordml" xmlns:wps="http://schemas.microsoft.com/office/word/2010/wordprocessingShape" mc:Ignorable="w14 w15 w16se wp14">
   <w:docParts>
     <w:docPart>
       <w:docPartPr>
@@ -8428,7 +10919,7 @@
 </file>
 
 <file path=word/glossary/fontTable.xml><?xml version="1.0" encoding="utf-8"?>
-<w:fonts xmlns:mc="http://schemas.openxmlformats.org/markup-compatibility/2006" xmlns:r="http://schemas.openxmlformats.org/officeDocument/2006/relationships" xmlns:w="http://schemas.openxmlformats.org/wordprocessingml/2006/main" xmlns:w14="http://schemas.microsoft.com/office/word/2010/wordml" xmlns:w15="http://schemas.microsoft.com/office/word/2012/wordml" xmlns:w16cex="http://schemas.microsoft.com/office/word/2018/wordml/cex" xmlns:w16cid="http://schemas.microsoft.com/office/word/2016/wordml/cid" xmlns:w16="http://schemas.microsoft.com/office/word/2018/wordml" xmlns:w16sdtdh="http://schemas.microsoft.com/office/word/2020/wordml/sdtdatahash" xmlns:w16se="http://schemas.microsoft.com/office/word/2015/wordml/symex" mc:Ignorable="w14 w15 w16se w16cid w16 w16cex w16sdtdh">
+<w:fonts xmlns:mc="http://schemas.openxmlformats.org/markup-compatibility/2006" xmlns:r="http://schemas.openxmlformats.org/officeDocument/2006/relationships" xmlns:w="http://schemas.openxmlformats.org/wordprocessingml/2006/main" xmlns:w14="http://schemas.microsoft.com/office/word/2010/wordml" xmlns:w15="http://schemas.microsoft.com/office/word/2012/wordml" xmlns:w16se="http://schemas.microsoft.com/office/word/2015/wordml/symex" mc:Ignorable="w14 w15 w16se">
   <w:font w:name="Times New Roman">
     <w:panose1 w:val="02020603050405020304"/>
     <w:charset w:val="CC"/>
@@ -8462,32 +10953,20 @@
     <w:charset w:val="CC"/>
     <w:family w:val="swiss"/>
     <w:pitch w:val="variable"/>
-    <w:sig w:usb0="E4002EFF" w:usb1="C200247B" w:usb2="00000009" w:usb3="00000000" w:csb0="000001FF" w:csb1="00000000"/>
+    <w:sig w:usb0="E4002EFF" w:usb1="C000247B" w:usb2="00000009" w:usb3="00000000" w:csb0="000001FF" w:csb1="00000000"/>
   </w:font>
   <w:font w:name="Calibri Light">
     <w:panose1 w:val="020F0302020204030204"/>
     <w:charset w:val="CC"/>
     <w:family w:val="swiss"/>
     <w:pitch w:val="variable"/>
-    <w:sig w:usb0="E4002EFF" w:usb1="C200247B" w:usb2="00000009" w:usb3="00000000" w:csb0="000001FF" w:csb1="00000000"/>
-  </w:font>
-  <w:font w:name="Aptos">
-    <w:charset w:val="00"/>
-    <w:family w:val="swiss"/>
-    <w:pitch w:val="variable"/>
-    <w:sig w:usb0="20000287" w:usb1="00000003" w:usb2="00000000" w:usb3="00000000" w:csb0="0000019F" w:csb1="00000000"/>
-  </w:font>
-  <w:font w:name="Aptos Display">
-    <w:charset w:val="00"/>
-    <w:family w:val="swiss"/>
-    <w:pitch w:val="variable"/>
-    <w:sig w:usb0="20000287" w:usb1="00000003" w:usb2="00000000" w:usb3="00000000" w:csb0="0000019F" w:csb1="00000000"/>
+    <w:sig w:usb0="E4002EFF" w:usb1="C000247B" w:usb2="00000009" w:usb3="00000000" w:csb0="000001FF" w:csb1="00000000"/>
   </w:font>
 </w:fonts>
 </file>
 
 <file path=word/glossary/settings.xml><?xml version="1.0" encoding="utf-8"?>
-<w:settings xmlns:mc="http://schemas.openxmlformats.org/markup-compatibility/2006" xmlns:o="urn:schemas-microsoft-com:office:office" xmlns:r="http://schemas.openxmlformats.org/officeDocument/2006/relationships" xmlns:m="http://schemas.openxmlformats.org/officeDocument/2006/math" xmlns:v="urn:schemas-microsoft-com:vml" xmlns:w10="urn:schemas-microsoft-com:office:word" xmlns:w="http://schemas.openxmlformats.org/wordprocessingml/2006/main" xmlns:w14="http://schemas.microsoft.com/office/word/2010/wordml" xmlns:w15="http://schemas.microsoft.com/office/word/2012/wordml" xmlns:w16cex="http://schemas.microsoft.com/office/word/2018/wordml/cex" xmlns:w16cid="http://schemas.microsoft.com/office/word/2016/wordml/cid" xmlns:w16="http://schemas.microsoft.com/office/word/2018/wordml" xmlns:w16sdtdh="http://schemas.microsoft.com/office/word/2020/wordml/sdtdatahash" xmlns:w16se="http://schemas.microsoft.com/office/word/2015/wordml/symex" xmlns:sl="http://schemas.openxmlformats.org/schemaLibrary/2006/main" mc:Ignorable="w14 w15 w16se w16cid w16 w16cex w16sdtdh">
+<w:settings xmlns:mc="http://schemas.openxmlformats.org/markup-compatibility/2006" xmlns:o="urn:schemas-microsoft-com:office:office" xmlns:r="http://schemas.openxmlformats.org/officeDocument/2006/relationships" xmlns:m="http://schemas.openxmlformats.org/officeDocument/2006/math" xmlns:v="urn:schemas-microsoft-com:vml" xmlns:w10="urn:schemas-microsoft-com:office:word" xmlns:w="http://schemas.openxmlformats.org/wordprocessingml/2006/main" xmlns:w14="http://schemas.microsoft.com/office/word/2010/wordml" xmlns:w15="http://schemas.microsoft.com/office/word/2012/wordml" xmlns:w16se="http://schemas.microsoft.com/office/word/2015/wordml/symex" xmlns:sl="http://schemas.openxmlformats.org/schemaLibrary/2006/main" mc:Ignorable="w14 w15 w16se">
   <w:view w:val="normal"/>
   <w:defaultTabStop w:val="708"/>
   <w:characterSpacingControl w:val="doNotCompress"/>
@@ -8498,7 +10977,6 @@
     <w:compatSetting w:name="enableOpenTypeFeatures" w:uri="http://schemas.microsoft.com/office/word" w:val="1"/>
     <w:compatSetting w:name="doNotFlipMirrorIndents" w:uri="http://schemas.microsoft.com/office/word" w:val="1"/>
     <w:compatSetting w:name="differentiateMultirowTableHeaders" w:uri="http://schemas.microsoft.com/office/word" w:val="1"/>
-    <w:compatSetting w:name="useWord2013TrackBottomHyphenation" w:uri="http://schemas.microsoft.com/office/word" w:val="1"/>
   </w:compat>
   <w:rsids>
     <w:rsidRoot w:val="00F26692"/>
@@ -8508,6 +10986,7 @@
     <w:rsid w:val="00634717"/>
     <w:rsid w:val="00941E0F"/>
     <w:rsid w:val="00AF3AA0"/>
+    <w:rsid w:val="00C574D5"/>
     <w:rsid w:val="00F26692"/>
     <w:rsid w:val="00F530A4"/>
   </w:rsids>
@@ -8533,7 +11012,7 @@
 </file>
 
 <file path=word/glossary/styles.xml><?xml version="1.0" encoding="utf-8"?>
-<w:styles xmlns:mc="http://schemas.openxmlformats.org/markup-compatibility/2006" xmlns:r="http://schemas.openxmlformats.org/officeDocument/2006/relationships" xmlns:w="http://schemas.openxmlformats.org/wordprocessingml/2006/main" xmlns:w14="http://schemas.microsoft.com/office/word/2010/wordml" xmlns:w15="http://schemas.microsoft.com/office/word/2012/wordml" xmlns:w16cex="http://schemas.microsoft.com/office/word/2018/wordml/cex" xmlns:w16cid="http://schemas.microsoft.com/office/word/2016/wordml/cid" xmlns:w16="http://schemas.microsoft.com/office/word/2018/wordml" xmlns:w16sdtdh="http://schemas.microsoft.com/office/word/2020/wordml/sdtdatahash" xmlns:w16se="http://schemas.microsoft.com/office/word/2015/wordml/symex" mc:Ignorable="w14 w15 w16se w16cid w16 w16cex w16sdtdh">
+<w:styles xmlns:mc="http://schemas.openxmlformats.org/markup-compatibility/2006" xmlns:r="http://schemas.openxmlformats.org/officeDocument/2006/relationships" xmlns:w="http://schemas.openxmlformats.org/wordprocessingml/2006/main" xmlns:w14="http://schemas.microsoft.com/office/word/2010/wordml" xmlns:w15="http://schemas.microsoft.com/office/word/2012/wordml" xmlns:w16se="http://schemas.microsoft.com/office/word/2015/wordml/symex" mc:Ignorable="w14 w15 w16se">
   <w:docDefaults>
     <w:rPrDefault>
       <w:rPr>
@@ -8549,7 +11028,7 @@
       </w:pPr>
     </w:pPrDefault>
   </w:docDefaults>
-  <w:latentStyles w:defLockedState="0" w:defUIPriority="99" w:defSemiHidden="0" w:defUnhideWhenUsed="0" w:defQFormat="0" w:count="376">
+  <w:latentStyles w:defLockedState="0" w:defUIPriority="99" w:defSemiHidden="0" w:defUnhideWhenUsed="0" w:defQFormat="0" w:count="371">
     <w:lsdException w:name="Normal" w:uiPriority="0" w:qFormat="1"/>
     <w:lsdException w:name="heading 1" w:uiPriority="9" w:qFormat="1"/>
     <w:lsdException w:name="heading 2" w:semiHidden="1" w:uiPriority="9" w:unhideWhenUsed="1" w:qFormat="1"/>
@@ -8921,11 +11400,6 @@
     <w:lsdException w:name="List Table 5 Dark Accent 6" w:uiPriority="50"/>
     <w:lsdException w:name="List Table 6 Colorful Accent 6" w:uiPriority="51"/>
     <w:lsdException w:name="List Table 7 Colorful Accent 6" w:uiPriority="52"/>
-    <w:lsdException w:name="Mention" w:semiHidden="1" w:unhideWhenUsed="1"/>
-    <w:lsdException w:name="Smart Hyperlink" w:semiHidden="1" w:unhideWhenUsed="1"/>
-    <w:lsdException w:name="Hashtag" w:semiHidden="1" w:unhideWhenUsed="1"/>
-    <w:lsdException w:name="Unresolved Mention" w:semiHidden="1" w:unhideWhenUsed="1"/>
-    <w:lsdException w:name="Smart Link" w:semiHidden="1" w:unhideWhenUsed="1"/>
   </w:latentStyles>
   <w:style w:type="paragraph" w:default="1" w:styleId="a">
     <w:name w:val="Normal"/>
@@ -8972,7 +11446,7 @@
 </file>
 
 <file path=word/glossary/webSettings.xml><?xml version="1.0" encoding="utf-8"?>
-<w:webSettings xmlns:mc="http://schemas.openxmlformats.org/markup-compatibility/2006" xmlns:r="http://schemas.openxmlformats.org/officeDocument/2006/relationships" xmlns:w="http://schemas.openxmlformats.org/wordprocessingml/2006/main" xmlns:w14="http://schemas.microsoft.com/office/word/2010/wordml" xmlns:w15="http://schemas.microsoft.com/office/word/2012/wordml" xmlns:w16cex="http://schemas.microsoft.com/office/word/2018/wordml/cex" xmlns:w16cid="http://schemas.microsoft.com/office/word/2016/wordml/cid" xmlns:w16="http://schemas.microsoft.com/office/word/2018/wordml" xmlns:w16sdtdh="http://schemas.microsoft.com/office/word/2020/wordml/sdtdatahash" xmlns:w16se="http://schemas.microsoft.com/office/word/2015/wordml/symex" mc:Ignorable="w14 w15 w16se w16cid w16 w16cex w16sdtdh">
+<w:webSettings xmlns:mc="http://schemas.openxmlformats.org/markup-compatibility/2006" xmlns:r="http://schemas.openxmlformats.org/officeDocument/2006/relationships" xmlns:w="http://schemas.openxmlformats.org/wordprocessingml/2006/main" xmlns:w14="http://schemas.microsoft.com/office/word/2010/wordml" xmlns:w15="http://schemas.microsoft.com/office/word/2012/wordml" xmlns:w16se="http://schemas.microsoft.com/office/word/2015/wordml/symex" mc:Ignorable="w14 w15 w16se">
   <w:optimizeForBrowser/>
   <w:allowPNG/>
 </w:webSettings>
@@ -9244,7 +11718,7 @@
 </file>
 
 <file path=customXml/itemProps1.xml><?xml version="1.0" encoding="utf-8"?>
-<ds:datastoreItem xmlns:ds="http://schemas.openxmlformats.org/officeDocument/2006/customXml" ds:itemID="{4CBC5BD3-60FE-41ED-A21A-D7F0A8BC5E3B}">
+<ds:datastoreItem xmlns:ds="http://schemas.openxmlformats.org/officeDocument/2006/customXml" ds:itemID="{52EE6841-CB21-47A4-A29A-D09F38F00B9F}">
   <ds:schemaRefs>
     <ds:schemaRef ds:uri="http://schemas.openxmlformats.org/officeDocument/2006/bibliography"/>
   </ds:schemaRefs>
